--- a/1.docs/系統測試/20260706_教育訓練系統使用者驗證測試.docx
+++ b/1.docs/系統測試/20260706_教育訓練系統使用者驗證測試.docx
@@ -701,6 +701,8 @@
         <w:tc>
           <w:tcPr>
             <w:tcW w:w="704" w:type="dxa"/>
+            <w:vMerge w:val="restart"/>
+            <w:vAlign w:val="center"/>
             <w:hideMark/>
           </w:tcPr>
           <w:p>
@@ -708,6 +710,7 @@
               <w:widowControl/>
               <w:spacing w:afterLines="15" w:after="54" w:line="280" w:lineRule="exact"/>
               <w:ind w:leftChars="15" w:left="36" w:rightChars="15" w:right="36"/>
+              <w:jc w:val="center"/>
               <w:rPr>
                 <w:rFonts w:ascii="Times New Roman" w:eastAsia="微軟正黑體" w:hAnsi="Times New Roman" w:cs="新細明體"/>
                 <w:kern w:val="0"/>
@@ -744,11 +747,27 @@
             </w:pPr>
             <w:r>
               <w:rPr>
-                <w:rFonts w:ascii="Times New Roman" w:eastAsia="微軟正黑體" w:hAnsi="Times New Roman" w:cs="新細明體"/>
-                <w:kern w:val="0"/>
-                <w:sz w:val="22"/>
-              </w:rPr>
-              <w:t>系統登入</w:t>
+                <w:rFonts w:ascii="Times New Roman" w:eastAsia="微軟正黑體" w:hAnsi="Times New Roman" w:cs="新細明體" w:hint="eastAsia"/>
+                <w:kern w:val="0"/>
+                <w:sz w:val="22"/>
+              </w:rPr>
+              <w:t>員工帳號</w:t>
+            </w:r>
+            <w:r>
+              <w:rPr>
+                <w:rFonts w:ascii="Times New Roman" w:eastAsia="微軟正黑體" w:hAnsi="Times New Roman" w:cs="新細明體" w:hint="eastAsia"/>
+                <w:kern w:val="0"/>
+                <w:sz w:val="22"/>
+              </w:rPr>
+              <w:t>系</w:t>
+            </w:r>
+            <w:r>
+              <w:rPr>
+                <w:rFonts w:ascii="Times New Roman" w:eastAsia="微軟正黑體" w:hAnsi="Times New Roman" w:cs="新細明體"/>
+                <w:kern w:val="0"/>
+                <w:sz w:val="22"/>
+              </w:rPr>
+              <w:t>統登入</w:t>
             </w:r>
           </w:p>
         </w:tc>
@@ -950,20 +969,15 @@
         <w:tc>
           <w:tcPr>
             <w:tcW w:w="704" w:type="dxa"/>
-            <w:hideMark/>
-          </w:tcPr>
-          <w:p>
-            <w:pPr>
-              <w:widowControl/>
-              <w:spacing w:afterLines="15" w:after="54" w:line="280" w:lineRule="exact"/>
-              <w:ind w:leftChars="15" w:left="36" w:rightChars="15" w:right="36"/>
-              <w:rPr>
-                <w:rFonts w:ascii="Times New Roman" w:eastAsia="微軟正黑體" w:hAnsi="Times New Roman" w:cs="新細明體"/>
-                <w:kern w:val="0"/>
-                <w:sz w:val="22"/>
-              </w:rPr>
-            </w:pPr>
-            <w:r>
+            <w:vMerge/>
+            <w:vAlign w:val="center"/>
+          </w:tcPr>
+          <w:p>
+            <w:pPr>
+              <w:widowControl/>
+              <w:spacing w:afterLines="15" w:after="54" w:line="280" w:lineRule="exact"/>
+              <w:ind w:leftChars="15" w:left="36" w:rightChars="15" w:right="36"/>
+              <w:jc w:val="center"/>
               <w:rPr>
                 <w:rFonts w:ascii="Times New Roman" w:eastAsia="微軟正黑體" w:hAnsi="Times New Roman" w:cs="新細明體"/>
                 <w:b/>
@@ -971,6 +985,226 @@
                 <w:kern w:val="0"/>
                 <w:sz w:val="22"/>
               </w:rPr>
+            </w:pPr>
+          </w:p>
+        </w:tc>
+        <w:tc>
+          <w:tcPr>
+            <w:tcW w:w="1559" w:type="dxa"/>
+          </w:tcPr>
+          <w:p>
+            <w:pPr>
+              <w:widowControl/>
+              <w:spacing w:afterLines="15" w:after="54" w:line="280" w:lineRule="exact"/>
+              <w:ind w:leftChars="15" w:left="36" w:rightChars="15" w:right="36"/>
+              <w:rPr>
+                <w:rFonts w:ascii="Times New Roman" w:eastAsia="微軟正黑體" w:hAnsi="Times New Roman" w:cs="新細明體" w:hint="eastAsia"/>
+                <w:kern w:val="0"/>
+                <w:sz w:val="22"/>
+              </w:rPr>
+            </w:pPr>
+            <w:r>
+              <w:rPr>
+                <w:rFonts w:ascii="Times New Roman" w:eastAsia="微軟正黑體" w:hAnsi="Times New Roman" w:cs="新細明體"/>
+                <w:color w:val="EE0000"/>
+                <w:kern w:val="0"/>
+                <w:sz w:val="22"/>
+              </w:rPr>
+              <w:t>AD</w:t>
+            </w:r>
+            <w:r>
+              <w:rPr>
+                <w:rFonts w:ascii="Times New Roman" w:eastAsia="微軟正黑體" w:hAnsi="Times New Roman" w:cs="新細明體" w:hint="eastAsia"/>
+                <w:color w:val="EE0000"/>
+                <w:kern w:val="0"/>
+                <w:sz w:val="22"/>
+              </w:rPr>
+              <w:t>管理帳號系統登入</w:t>
+            </w:r>
+          </w:p>
+        </w:tc>
+        <w:tc>
+          <w:tcPr>
+            <w:tcW w:w="3544" w:type="dxa"/>
+          </w:tcPr>
+          <w:p>
+            <w:pPr>
+              <w:pStyle w:val="a8"/>
+              <w:widowControl/>
+              <w:numPr>
+                <w:ilvl w:val="0"/>
+                <w:numId w:val="9"/>
+              </w:numPr>
+              <w:spacing w:afterLines="15" w:after="54" w:line="280" w:lineRule="exact"/>
+              <w:ind w:leftChars="0" w:left="272" w:rightChars="15" w:right="36" w:hanging="236"/>
+              <w:rPr>
+                <w:rFonts w:ascii="Times New Roman" w:eastAsia="微軟正黑體" w:hAnsi="Times New Roman" w:cs="新細明體"/>
+                <w:kern w:val="0"/>
+                <w:sz w:val="22"/>
+              </w:rPr>
+            </w:pPr>
+            <w:r>
+              <w:rPr>
+                <w:rFonts w:ascii="Times New Roman" w:eastAsia="微軟正黑體" w:hAnsi="Times New Roman" w:cs="新細明體" w:hint="eastAsia"/>
+                <w:kern w:val="0"/>
+                <w:sz w:val="22"/>
+              </w:rPr>
+              <w:t>輸入</w:t>
+            </w:r>
+            <w:r>
+              <w:rPr>
+                <w:rFonts w:ascii="Times New Roman" w:eastAsia="微軟正黑體" w:hAnsi="Times New Roman" w:cs="新細明體" w:hint="eastAsia"/>
+                <w:kern w:val="0"/>
+                <w:sz w:val="22"/>
+              </w:rPr>
+              <w:t>IT</w:t>
+            </w:r>
+            <w:r>
+              <w:rPr>
+                <w:rFonts w:ascii="Times New Roman" w:eastAsia="微軟正黑體" w:hAnsi="Times New Roman" w:cs="新細明體" w:hint="eastAsia"/>
+                <w:kern w:val="0"/>
+                <w:sz w:val="22"/>
+              </w:rPr>
+              <w:t>管理者帳號。</w:t>
+            </w:r>
+          </w:p>
+          <w:p>
+            <w:pPr>
+              <w:pStyle w:val="a8"/>
+              <w:widowControl/>
+              <w:numPr>
+                <w:ilvl w:val="0"/>
+                <w:numId w:val="9"/>
+              </w:numPr>
+              <w:spacing w:afterLines="15" w:after="54" w:line="280" w:lineRule="exact"/>
+              <w:ind w:leftChars="0" w:left="272" w:rightChars="15" w:right="36" w:hanging="236"/>
+              <w:rPr>
+                <w:rFonts w:ascii="Times New Roman" w:eastAsia="微軟正黑體" w:hAnsi="Times New Roman" w:cs="新細明體"/>
+                <w:kern w:val="0"/>
+                <w:sz w:val="22"/>
+              </w:rPr>
+            </w:pPr>
+            <w:r>
+              <w:rPr>
+                <w:rFonts w:ascii="Times New Roman" w:eastAsia="微軟正黑體" w:hAnsi="Times New Roman" w:cs="新細明體" w:hint="eastAsia"/>
+                <w:kern w:val="0"/>
+                <w:sz w:val="22"/>
+              </w:rPr>
+              <w:t>輸入密碼。</w:t>
+            </w:r>
+          </w:p>
+          <w:p>
+            <w:pPr>
+              <w:pStyle w:val="a8"/>
+              <w:widowControl/>
+              <w:numPr>
+                <w:ilvl w:val="0"/>
+                <w:numId w:val="9"/>
+              </w:numPr>
+              <w:spacing w:afterLines="15" w:after="54" w:line="280" w:lineRule="exact"/>
+              <w:ind w:leftChars="0" w:left="272" w:rightChars="15" w:right="36" w:hanging="236"/>
+              <w:rPr>
+                <w:rFonts w:ascii="Times New Roman" w:eastAsia="微軟正黑體" w:hAnsi="Times New Roman" w:cs="新細明體"/>
+                <w:kern w:val="0"/>
+                <w:sz w:val="22"/>
+              </w:rPr>
+            </w:pPr>
+            <w:r>
+              <w:rPr>
+                <w:rFonts w:ascii="Times New Roman" w:eastAsia="微軟正黑體" w:hAnsi="Times New Roman" w:cs="新細明體" w:hint="eastAsia"/>
+                <w:kern w:val="0"/>
+                <w:sz w:val="22"/>
+              </w:rPr>
+              <w:t>點擊「</w:t>
+            </w:r>
+            <w:r>
+              <w:rPr>
+                <w:rFonts w:ascii="Times New Roman" w:eastAsia="微軟正黑體" w:hAnsi="Times New Roman" w:cs="新細明體" w:hint="eastAsia"/>
+                <w:kern w:val="0"/>
+                <w:sz w:val="22"/>
+              </w:rPr>
+              <w:t>AD</w:t>
+            </w:r>
+            <w:r>
+              <w:rPr>
+                <w:rFonts w:ascii="Times New Roman" w:eastAsia="微軟正黑體" w:hAnsi="Times New Roman" w:cs="新細明體" w:hint="eastAsia"/>
+                <w:kern w:val="0"/>
+                <w:sz w:val="22"/>
+              </w:rPr>
+              <w:t>登入」。</w:t>
+            </w:r>
+          </w:p>
+        </w:tc>
+        <w:tc>
+          <w:tcPr>
+            <w:tcW w:w="3686" w:type="dxa"/>
+          </w:tcPr>
+          <w:p>
+            <w:pPr>
+              <w:widowControl/>
+              <w:spacing w:afterLines="15" w:after="54" w:line="280" w:lineRule="exact"/>
+              <w:ind w:leftChars="15" w:left="36" w:rightChars="15" w:right="36"/>
+              <w:rPr>
+                <w:rFonts w:ascii="Times New Roman" w:eastAsia="微軟正黑體" w:hAnsi="Times New Roman" w:cs="新細明體"/>
+                <w:kern w:val="0"/>
+                <w:sz w:val="22"/>
+              </w:rPr>
+            </w:pPr>
+            <w:r>
+              <w:rPr>
+                <w:rFonts w:ascii="Times New Roman" w:eastAsia="微軟正黑體" w:hAnsi="Times New Roman" w:cs="新細明體"/>
+                <w:kern w:val="0"/>
+                <w:sz w:val="22"/>
+              </w:rPr>
+              <w:t>系統應能成功驗證並登入至首頁。</w:t>
+            </w:r>
+          </w:p>
+        </w:tc>
+        <w:tc>
+          <w:tcPr>
+            <w:tcW w:w="701" w:type="dxa"/>
+          </w:tcPr>
+          <w:p>
+            <w:pPr>
+              <w:widowControl/>
+              <w:spacing w:afterLines="15" w:after="54" w:line="280" w:lineRule="exact"/>
+              <w:ind w:leftChars="15" w:left="36" w:rightChars="15" w:right="36"/>
+              <w:rPr>
+                <w:rFonts w:ascii="Times New Roman" w:eastAsia="微軟正黑體" w:hAnsi="Times New Roman" w:cs="新細明體"/>
+                <w:kern w:val="0"/>
+                <w:sz w:val="22"/>
+              </w:rPr>
+            </w:pPr>
+          </w:p>
+        </w:tc>
+      </w:tr>
+      <w:tr>
+        <w:tc>
+          <w:tcPr>
+            <w:tcW w:w="704" w:type="dxa"/>
+            <w:vAlign w:val="center"/>
+            <w:hideMark/>
+          </w:tcPr>
+          <w:p>
+            <w:pPr>
+              <w:widowControl/>
+              <w:spacing w:afterLines="15" w:after="54" w:line="280" w:lineRule="exact"/>
+              <w:ind w:leftChars="15" w:left="36" w:rightChars="15" w:right="36"/>
+              <w:jc w:val="center"/>
+              <w:rPr>
+                <w:rFonts w:ascii="Times New Roman" w:eastAsia="微軟正黑體" w:hAnsi="Times New Roman" w:cs="新細明體"/>
+                <w:kern w:val="0"/>
+                <w:sz w:val="22"/>
+              </w:rPr>
+            </w:pPr>
+            <w:r>
+              <w:rPr>
+                <w:rFonts w:ascii="Times New Roman" w:eastAsia="微軟正黑體" w:hAnsi="Times New Roman" w:cs="新細明體"/>
+                <w:b/>
+                <w:bCs/>
+                <w:kern w:val="0"/>
+                <w:sz w:val="22"/>
+              </w:rPr>
               <w:t>考試中心</w:t>
             </w:r>
           </w:p>
@@ -1111,6 +1345,7 @@
         <w:tc>
           <w:tcPr>
             <w:tcW w:w="704" w:type="dxa"/>
+            <w:vAlign w:val="center"/>
             <w:hideMark/>
           </w:tcPr>
           <w:p>
@@ -1118,6 +1353,7 @@
               <w:widowControl/>
               <w:spacing w:afterLines="15" w:after="54" w:line="280" w:lineRule="exact"/>
               <w:ind w:leftChars="15" w:left="36" w:rightChars="15" w:right="36"/>
+              <w:jc w:val="center"/>
               <w:rPr>
                 <w:rFonts w:ascii="Times New Roman" w:eastAsia="微軟正黑體" w:hAnsi="Times New Roman" w:cs="新細明體"/>
                 <w:kern w:val="0"/>
@@ -1272,6 +1508,7 @@
         <w:tc>
           <w:tcPr>
             <w:tcW w:w="704" w:type="dxa"/>
+            <w:vAlign w:val="center"/>
             <w:hideMark/>
           </w:tcPr>
           <w:p>
@@ -1279,6 +1516,7 @@
               <w:widowControl/>
               <w:spacing w:afterLines="15" w:after="54" w:line="280" w:lineRule="exact"/>
               <w:ind w:leftChars="15" w:left="36" w:rightChars="15" w:right="36"/>
+              <w:jc w:val="center"/>
               <w:rPr>
                 <w:rFonts w:ascii="Times New Roman" w:eastAsia="微軟正黑體" w:hAnsi="Times New Roman" w:cs="新細明體"/>
                 <w:kern w:val="0"/>
@@ -1469,6 +1707,7 @@
         <w:tc>
           <w:tcPr>
             <w:tcW w:w="704" w:type="dxa"/>
+            <w:vAlign w:val="center"/>
             <w:hideMark/>
           </w:tcPr>
           <w:p>
@@ -1476,6 +1715,7 @@
               <w:widowControl/>
               <w:spacing w:afterLines="15" w:after="54" w:line="280" w:lineRule="exact"/>
               <w:ind w:leftChars="15" w:left="36" w:rightChars="15" w:right="36"/>
+              <w:jc w:val="center"/>
               <w:rPr>
                 <w:rFonts w:ascii="Times New Roman" w:eastAsia="微軟正黑體" w:hAnsi="Times New Roman" w:cs="新細明體"/>
                 <w:kern w:val="0"/>
@@ -1682,6 +1922,7 @@
         <w:tc>
           <w:tcPr>
             <w:tcW w:w="704" w:type="dxa"/>
+            <w:vAlign w:val="center"/>
             <w:hideMark/>
           </w:tcPr>
           <w:p>
@@ -1689,6 +1930,7 @@
               <w:widowControl/>
               <w:spacing w:afterLines="15" w:after="54" w:line="280" w:lineRule="exact"/>
               <w:ind w:leftChars="15" w:left="36" w:rightChars="15" w:right="36"/>
+              <w:jc w:val="center"/>
               <w:rPr>
                 <w:rFonts w:ascii="Times New Roman" w:eastAsia="微軟正黑體" w:hAnsi="Times New Roman" w:cs="新細明體"/>
                 <w:kern w:val="0"/>
@@ -1859,6 +2101,7 @@
         <w:tc>
           <w:tcPr>
             <w:tcW w:w="704" w:type="dxa"/>
+            <w:vAlign w:val="center"/>
             <w:hideMark/>
           </w:tcPr>
           <w:p>
@@ -1866,6 +2109,7 @@
               <w:widowControl/>
               <w:spacing w:afterLines="15" w:after="54" w:line="280" w:lineRule="exact"/>
               <w:ind w:leftChars="15" w:left="36" w:rightChars="15" w:right="36"/>
+              <w:jc w:val="center"/>
               <w:rPr>
                 <w:rFonts w:ascii="Times New Roman" w:eastAsia="微軟正黑體" w:hAnsi="Times New Roman" w:cs="新細明體"/>
                 <w:kern w:val="0"/>
@@ -2020,6 +2264,7 @@
         <w:tc>
           <w:tcPr>
             <w:tcW w:w="704" w:type="dxa"/>
+            <w:vAlign w:val="center"/>
             <w:hideMark/>
           </w:tcPr>
           <w:p>
@@ -2027,6 +2272,7 @@
               <w:widowControl/>
               <w:spacing w:afterLines="15" w:after="54" w:line="280" w:lineRule="exact"/>
               <w:ind w:leftChars="15" w:left="36" w:rightChars="15" w:right="36"/>
+              <w:jc w:val="center"/>
               <w:rPr>
                 <w:rFonts w:ascii="Times New Roman" w:eastAsia="微軟正黑體" w:hAnsi="Times New Roman" w:cs="新細明體"/>
                 <w:kern w:val="0"/>
@@ -2234,12 +2480,24 @@
           <w:szCs w:val="24"/>
         </w:rPr>
       </w:pPr>
+    </w:p>
+    <w:p>
+      <w:pPr>
+        <w:widowControl/>
+        <w:spacing w:afterLines="15" w:after="54" w:line="280" w:lineRule="exact"/>
+        <w:rPr>
+          <w:rFonts w:ascii="Times New Roman" w:eastAsia="微軟正黑體" w:hAnsi="Times New Roman" w:cs="新細明體"/>
+          <w:kern w:val="0"/>
+          <w:szCs w:val="24"/>
+        </w:rPr>
+      </w:pPr>
       <w:r>
         <w:rPr>
           <w:rFonts w:ascii="Times New Roman" w:eastAsia="微軟正黑體" w:hAnsi="Times New Roman" w:cs="新細明體"/>
           <w:kern w:val="0"/>
           <w:szCs w:val="24"/>
         </w:rPr>
+        <w:lastRenderedPageBreak/>
         <w:t xml:space="preserve">2. </w:t>
       </w:r>
       <w:r>
@@ -2355,7 +2613,6 @@
                 <w:kern w:val="0"/>
                 <w:sz w:val="22"/>
               </w:rPr>
-              <w:lastRenderedPageBreak/>
               <w:t>測試模組</w:t>
             </w:r>
           </w:p>
@@ -2532,6 +2789,7 @@
             <w:tcBorders>
               <w:bottom w:val="single" w:sz="6" w:space="0" w:color="37383B"/>
             </w:tcBorders>
+            <w:vAlign w:val="center"/>
             <w:hideMark/>
           </w:tcPr>
           <w:p>
@@ -2539,6 +2797,7 @@
               <w:widowControl/>
               <w:spacing w:afterLines="15" w:after="54" w:line="280" w:lineRule="exact"/>
               <w:ind w:leftChars="15" w:left="36" w:rightChars="15" w:right="36"/>
+              <w:jc w:val="center"/>
               <w:rPr>
                 <w:rFonts w:ascii="Times New Roman" w:eastAsia="微軟正黑體" w:hAnsi="Times New Roman" w:cs="新細明體"/>
                 <w:kern w:val="0"/>
@@ -2708,6 +2967,7 @@
             <w:tcBorders>
               <w:bottom w:val="single" w:sz="6" w:space="0" w:color="37383B"/>
             </w:tcBorders>
+            <w:vAlign w:val="center"/>
             <w:hideMark/>
           </w:tcPr>
           <w:p>
@@ -2715,6 +2975,7 @@
               <w:widowControl/>
               <w:spacing w:afterLines="15" w:after="54" w:line="280" w:lineRule="exact"/>
               <w:ind w:leftChars="15" w:left="36" w:rightChars="15" w:right="36"/>
+              <w:jc w:val="center"/>
               <w:rPr>
                 <w:rFonts w:ascii="Times New Roman" w:eastAsia="微軟正黑體" w:hAnsi="Times New Roman" w:cs="新細明體"/>
                 <w:kern w:val="0"/>
@@ -2916,6 +3177,7 @@
             <w:tcBorders>
               <w:bottom w:val="single" w:sz="6" w:space="0" w:color="37383B"/>
             </w:tcBorders>
+            <w:vAlign w:val="center"/>
             <w:hideMark/>
           </w:tcPr>
           <w:p>
@@ -2923,6 +3185,7 @@
               <w:widowControl/>
               <w:spacing w:afterLines="15" w:after="54" w:line="280" w:lineRule="exact"/>
               <w:ind w:leftChars="15" w:left="36" w:rightChars="15" w:right="36"/>
+              <w:jc w:val="center"/>
               <w:rPr>
                 <w:rFonts w:ascii="Times New Roman" w:eastAsia="微軟正黑體" w:hAnsi="Times New Roman" w:cs="新細明體"/>
                 <w:kern w:val="0"/>
@@ -3144,6 +3407,7 @@
             <w:tcBorders>
               <w:bottom w:val="single" w:sz="6" w:space="0" w:color="37383B"/>
             </w:tcBorders>
+            <w:vAlign w:val="center"/>
             <w:hideMark/>
           </w:tcPr>
           <w:p>
@@ -3151,6 +3415,7 @@
               <w:widowControl/>
               <w:spacing w:afterLines="15" w:after="54" w:line="280" w:lineRule="exact"/>
               <w:ind w:leftChars="15" w:left="36" w:rightChars="15" w:right="36"/>
+              <w:jc w:val="center"/>
               <w:rPr>
                 <w:rFonts w:ascii="Times New Roman" w:eastAsia="微軟正黑體" w:hAnsi="Times New Roman" w:cs="新細明體"/>
                 <w:kern w:val="0"/>
@@ -3356,6 +3621,7 @@
             <w:tcBorders>
               <w:bottom w:val="single" w:sz="6" w:space="0" w:color="37383B"/>
             </w:tcBorders>
+            <w:vAlign w:val="center"/>
             <w:hideMark/>
           </w:tcPr>
           <w:p>
@@ -3363,6 +3629,7 @@
               <w:widowControl/>
               <w:spacing w:afterLines="15" w:after="54" w:line="280" w:lineRule="exact"/>
               <w:ind w:leftChars="15" w:left="36" w:rightChars="15" w:right="36"/>
+              <w:jc w:val="center"/>
               <w:rPr>
                 <w:rFonts w:ascii="Times New Roman" w:eastAsia="微軟正黑體" w:hAnsi="Times New Roman" w:cs="新細明體"/>
                 <w:kern w:val="0"/>
@@ -3941,6 +4208,7 @@
             <w:tcBorders>
               <w:bottom w:val="single" w:sz="6" w:space="0" w:color="37383B"/>
             </w:tcBorders>
+            <w:vAlign w:val="center"/>
             <w:hideMark/>
           </w:tcPr>
           <w:p>
@@ -3948,6 +4216,7 @@
               <w:widowControl/>
               <w:spacing w:afterLines="15" w:after="54" w:line="280" w:lineRule="exact"/>
               <w:ind w:leftChars="15" w:left="36" w:rightChars="15" w:right="36"/>
+              <w:jc w:val="center"/>
               <w:rPr>
                 <w:rFonts w:ascii="Times New Roman" w:eastAsia="微軟正黑體" w:hAnsi="Times New Roman" w:cs="新細明體"/>
                 <w:kern w:val="0"/>
@@ -4142,9 +4411,8 @@
         <w:tc>
           <w:tcPr>
             <w:tcW w:w="709" w:type="dxa"/>
-            <w:tcBorders>
-              <w:bottom w:val="single" w:sz="6" w:space="0" w:color="37383B"/>
-            </w:tcBorders>
+            <w:vMerge w:val="restart"/>
+            <w:vAlign w:val="center"/>
             <w:hideMark/>
           </w:tcPr>
           <w:p>
@@ -4152,6 +4420,7 @@
               <w:widowControl/>
               <w:spacing w:afterLines="15" w:after="54" w:line="280" w:lineRule="exact"/>
               <w:ind w:leftChars="15" w:left="36" w:rightChars="15" w:right="36"/>
+              <w:jc w:val="center"/>
               <w:rPr>
                 <w:rFonts w:ascii="Times New Roman" w:eastAsia="微軟正黑體" w:hAnsi="Times New Roman" w:cs="新細明體"/>
                 <w:kern w:val="0"/>
@@ -4269,7 +4538,7 @@
               <w:spacing w:afterLines="15" w:after="54" w:line="280" w:lineRule="exact"/>
               <w:ind w:leftChars="15" w:left="36" w:rightChars="15" w:right="36"/>
               <w:rPr>
-                <w:rFonts w:ascii="Times New Roman" w:eastAsia="微軟正黑體" w:hAnsi="Times New Roman" w:cs="新細明體"/>
+                <w:rFonts w:ascii="Times New Roman" w:eastAsia="微軟正黑體" w:hAnsi="Times New Roman" w:cs="新細明體" w:hint="eastAsia"/>
                 <w:kern w:val="0"/>
                 <w:sz w:val="22"/>
               </w:rPr>
@@ -4346,23 +4615,18 @@
         <w:tc>
           <w:tcPr>
             <w:tcW w:w="709" w:type="dxa"/>
+            <w:vMerge/>
             <w:tcBorders>
               <w:bottom w:val="single" w:sz="6" w:space="0" w:color="37383B"/>
             </w:tcBorders>
-            <w:hideMark/>
-          </w:tcPr>
-          <w:p>
-            <w:pPr>
-              <w:widowControl/>
-              <w:spacing w:afterLines="15" w:after="54" w:line="280" w:lineRule="exact"/>
-              <w:ind w:leftChars="15" w:left="36" w:rightChars="15" w:right="36"/>
-              <w:rPr>
-                <w:rFonts w:ascii="Times New Roman" w:eastAsia="微軟正黑體" w:hAnsi="Times New Roman" w:cs="新細明體"/>
-                <w:kern w:val="0"/>
-                <w:sz w:val="22"/>
-              </w:rPr>
-            </w:pPr>
-            <w:r>
+            <w:vAlign w:val="center"/>
+          </w:tcPr>
+          <w:p>
+            <w:pPr>
+              <w:widowControl/>
+              <w:spacing w:afterLines="15" w:after="54" w:line="280" w:lineRule="exact"/>
+              <w:ind w:leftChars="15" w:left="36" w:rightChars="15" w:right="36"/>
+              <w:jc w:val="center"/>
               <w:rPr>
                 <w:rFonts w:ascii="Times New Roman" w:eastAsia="微軟正黑體" w:hAnsi="Times New Roman" w:cs="新細明體"/>
                 <w:b/>
@@ -4370,6 +4634,350 @@
                 <w:kern w:val="0"/>
                 <w:sz w:val="22"/>
               </w:rPr>
+            </w:pPr>
+          </w:p>
+        </w:tc>
+        <w:tc>
+          <w:tcPr>
+            <w:tcW w:w="1559" w:type="dxa"/>
+            <w:tcBorders>
+              <w:bottom w:val="single" w:sz="6" w:space="0" w:color="37383B"/>
+            </w:tcBorders>
+          </w:tcPr>
+          <w:p>
+            <w:pPr>
+              <w:widowControl/>
+              <w:spacing w:afterLines="15" w:after="54" w:line="280" w:lineRule="exact"/>
+              <w:ind w:leftChars="15" w:left="36" w:rightChars="15" w:right="36"/>
+              <w:rPr>
+                <w:rFonts w:ascii="Times New Roman" w:eastAsia="微軟正黑體" w:hAnsi="Times New Roman" w:cs="新細明體"/>
+                <w:kern w:val="0"/>
+                <w:sz w:val="22"/>
+              </w:rPr>
+            </w:pPr>
+            <w:r>
+              <w:rPr>
+                <w:rFonts w:ascii="Times New Roman" w:eastAsia="微軟正黑體" w:hAnsi="Times New Roman" w:cs="新細明體"/>
+                <w:color w:val="EE0000"/>
+                <w:kern w:val="0"/>
+                <w:sz w:val="22"/>
+              </w:rPr>
+              <w:t>編輯訓練計畫</w:t>
+            </w:r>
+          </w:p>
+        </w:tc>
+        <w:tc>
+          <w:tcPr>
+            <w:tcW w:w="3555" w:type="dxa"/>
+            <w:tcBorders>
+              <w:bottom w:val="single" w:sz="6" w:space="0" w:color="37383B"/>
+            </w:tcBorders>
+          </w:tcPr>
+          <w:p>
+            <w:pPr>
+              <w:widowControl/>
+              <w:spacing w:afterLines="15" w:after="54" w:line="280" w:lineRule="exact"/>
+              <w:ind w:leftChars="15" w:left="36" w:rightChars="15" w:right="36"/>
+              <w:rPr>
+                <w:rFonts w:ascii="Times New Roman" w:eastAsia="微軟正黑體" w:hAnsi="Times New Roman" w:cs="新細明體"/>
+                <w:kern w:val="0"/>
+                <w:sz w:val="22"/>
+              </w:rPr>
+            </w:pPr>
+            <w:r>
+              <w:rPr>
+                <w:rFonts w:ascii="Times New Roman" w:eastAsia="微軟正黑體" w:hAnsi="Times New Roman" w:cs="新細明體"/>
+                <w:kern w:val="0"/>
+                <w:sz w:val="22"/>
+              </w:rPr>
+              <w:t>點擊「</w:t>
+            </w:r>
+            <w:r>
+              <w:rPr>
+                <w:rFonts w:ascii="Times New Roman" w:eastAsia="微軟正黑體" w:hAnsi="Times New Roman" w:cs="新細明體" w:hint="eastAsia"/>
+                <w:kern w:val="0"/>
+                <w:sz w:val="22"/>
+              </w:rPr>
+              <w:t>新增教材套組</w:t>
+            </w:r>
+            <w:r>
+              <w:rPr>
+                <w:rFonts w:ascii="Times New Roman" w:eastAsia="微軟正黑體" w:hAnsi="Times New Roman" w:cs="新細明體" w:hint="eastAsia"/>
+                <w:kern w:val="0"/>
+                <w:sz w:val="22"/>
+              </w:rPr>
+              <w:t>」：</w:t>
+            </w:r>
+          </w:p>
+          <w:p>
+            <w:pPr>
+              <w:pStyle w:val="a8"/>
+              <w:widowControl/>
+              <w:numPr>
+                <w:ilvl w:val="0"/>
+                <w:numId w:val="10"/>
+              </w:numPr>
+              <w:spacing w:afterLines="15" w:after="54" w:line="280" w:lineRule="exact"/>
+              <w:ind w:leftChars="0" w:left="272" w:rightChars="15" w:right="36" w:hanging="236"/>
+              <w:rPr>
+                <w:rFonts w:ascii="Times New Roman" w:eastAsia="微軟正黑體" w:hAnsi="Times New Roman" w:cs="新細明體"/>
+                <w:kern w:val="0"/>
+                <w:sz w:val="22"/>
+              </w:rPr>
+            </w:pPr>
+            <w:r>
+              <w:rPr>
+                <w:rFonts w:ascii="Times New Roman" w:eastAsia="微軟正黑體" w:hAnsi="Times New Roman" w:cs="新細明體" w:hint="eastAsia"/>
+                <w:kern w:val="0"/>
+                <w:sz w:val="22"/>
+              </w:rPr>
+              <w:t>選擇檔案，</w:t>
+            </w:r>
+            <w:r>
+              <w:rPr>
+                <w:rFonts w:ascii="Times New Roman" w:eastAsia="微軟正黑體" w:hAnsi="Times New Roman" w:cs="新細明體" w:hint="eastAsia"/>
+                <w:kern w:val="0"/>
+                <w:sz w:val="22"/>
+              </w:rPr>
+              <w:t>將教材上傳至</w:t>
+            </w:r>
+            <w:r>
+              <w:rPr>
+                <w:rFonts w:ascii="Times New Roman" w:eastAsia="微軟正黑體" w:hAnsi="Times New Roman" w:cs="新細明體" w:hint="eastAsia"/>
+                <w:kern w:val="0"/>
+                <w:sz w:val="22"/>
+              </w:rPr>
+              <w:t>NAS</w:t>
+            </w:r>
+            <w:r>
+              <w:rPr>
+                <w:rFonts w:ascii="Times New Roman" w:eastAsia="微軟正黑體" w:hAnsi="Times New Roman" w:cs="新細明體" w:hint="eastAsia"/>
+                <w:kern w:val="0"/>
+                <w:sz w:val="22"/>
+              </w:rPr>
+              <w:t>。</w:t>
+            </w:r>
+          </w:p>
+          <w:p>
+            <w:pPr>
+              <w:pStyle w:val="a8"/>
+              <w:widowControl/>
+              <w:numPr>
+                <w:ilvl w:val="0"/>
+                <w:numId w:val="10"/>
+              </w:numPr>
+              <w:spacing w:afterLines="15" w:after="54" w:line="280" w:lineRule="exact"/>
+              <w:ind w:leftChars="0" w:left="272" w:rightChars="15" w:right="36" w:hanging="236"/>
+              <w:rPr>
+                <w:rFonts w:ascii="Times New Roman" w:eastAsia="微軟正黑體" w:hAnsi="Times New Roman" w:cs="新細明體"/>
+                <w:kern w:val="0"/>
+                <w:sz w:val="22"/>
+              </w:rPr>
+            </w:pPr>
+            <w:r>
+              <w:rPr>
+                <w:rFonts w:ascii="Times New Roman" w:eastAsia="微軟正黑體" w:hAnsi="Times New Roman" w:cs="新細明體" w:hint="eastAsia"/>
+                <w:kern w:val="0"/>
+                <w:sz w:val="22"/>
+              </w:rPr>
+              <w:t>選擇訓練計畫，綁定訓練計畫。</w:t>
+            </w:r>
+          </w:p>
+          <w:p>
+            <w:pPr>
+              <w:pStyle w:val="a8"/>
+              <w:widowControl/>
+              <w:numPr>
+                <w:ilvl w:val="0"/>
+                <w:numId w:val="10"/>
+              </w:numPr>
+              <w:spacing w:afterLines="15" w:after="54" w:line="280" w:lineRule="exact"/>
+              <w:ind w:leftChars="0" w:left="272" w:rightChars="15" w:right="36" w:hanging="236"/>
+              <w:rPr>
+                <w:rFonts w:ascii="Times New Roman" w:eastAsia="微軟正黑體" w:hAnsi="Times New Roman" w:cs="新細明體"/>
+                <w:kern w:val="0"/>
+                <w:sz w:val="22"/>
+              </w:rPr>
+            </w:pPr>
+            <w:r>
+              <w:rPr>
+                <w:rFonts w:ascii="Times New Roman" w:eastAsia="微軟正黑體" w:hAnsi="Times New Roman" w:cs="新細明體" w:hint="eastAsia"/>
+                <w:kern w:val="0"/>
+                <w:sz w:val="22"/>
+              </w:rPr>
+              <w:t>刪除已上傳的教材。</w:t>
+            </w:r>
+          </w:p>
+          <w:p>
+            <w:pPr>
+              <w:pStyle w:val="a8"/>
+              <w:widowControl/>
+              <w:numPr>
+                <w:ilvl w:val="0"/>
+                <w:numId w:val="10"/>
+              </w:numPr>
+              <w:spacing w:afterLines="15" w:after="54" w:line="280" w:lineRule="exact"/>
+              <w:ind w:leftChars="0" w:left="272" w:rightChars="15" w:right="36" w:hanging="236"/>
+              <w:rPr>
+                <w:rFonts w:ascii="Times New Roman" w:eastAsia="微軟正黑體" w:hAnsi="Times New Roman" w:cs="新細明體" w:hint="eastAsia"/>
+                <w:kern w:val="0"/>
+                <w:sz w:val="22"/>
+              </w:rPr>
+            </w:pPr>
+            <w:r>
+              <w:rPr>
+                <w:rFonts w:ascii="Times New Roman" w:eastAsia="微軟正黑體" w:hAnsi="Times New Roman" w:cs="新細明體" w:hint="eastAsia"/>
+                <w:kern w:val="0"/>
+                <w:sz w:val="22"/>
+              </w:rPr>
+              <w:t>下載已上傳的教材。</w:t>
+            </w:r>
+          </w:p>
+        </w:tc>
+        <w:tc>
+          <w:tcPr>
+            <w:tcW w:w="3675" w:type="dxa"/>
+            <w:tcBorders>
+              <w:bottom w:val="single" w:sz="6" w:space="0" w:color="37383B"/>
+            </w:tcBorders>
+          </w:tcPr>
+          <w:p>
+            <w:pPr>
+              <w:widowControl/>
+              <w:spacing w:afterLines="15" w:after="54" w:line="280" w:lineRule="exact"/>
+              <w:ind w:leftChars="15" w:left="36" w:rightChars="15" w:right="36"/>
+              <w:rPr>
+                <w:rFonts w:ascii="Times New Roman" w:eastAsia="微軟正黑體" w:hAnsi="Times New Roman" w:cs="新細明體"/>
+                <w:kern w:val="0"/>
+                <w:sz w:val="22"/>
+              </w:rPr>
+            </w:pPr>
+            <w:r>
+              <w:rPr>
+                <w:rFonts w:ascii="Times New Roman" w:eastAsia="微軟正黑體" w:hAnsi="Times New Roman" w:cs="新細明體" w:hint="eastAsia"/>
+                <w:kern w:val="0"/>
+                <w:sz w:val="22"/>
+              </w:rPr>
+              <w:t>系統應成功上傳教材檔案至</w:t>
+            </w:r>
+            <w:r>
+              <w:rPr>
+                <w:rFonts w:ascii="Times New Roman" w:eastAsia="微軟正黑體" w:hAnsi="Times New Roman" w:cs="新細明體" w:hint="eastAsia"/>
+                <w:kern w:val="0"/>
+                <w:sz w:val="22"/>
+              </w:rPr>
+              <w:t>NAS</w:t>
+            </w:r>
+            <w:r>
+              <w:rPr>
+                <w:rFonts w:ascii="Times New Roman" w:eastAsia="微軟正黑體" w:hAnsi="Times New Roman" w:cs="新細明體" w:hint="eastAsia"/>
+                <w:kern w:val="0"/>
+                <w:sz w:val="22"/>
+              </w:rPr>
+              <w:t>，並成功綁定所選勾選</w:t>
+            </w:r>
+            <w:r>
+              <w:rPr>
+                <w:rFonts w:ascii="細明體-ExtB" w:eastAsia="細明體-ExtB" w:hAnsi="細明體-ExtB" w:cs="細明體-ExtB" w:hint="eastAsia"/>
+                <w:kern w:val="0"/>
+                <w:sz w:val="22"/>
+              </w:rPr>
+              <w:t>𥫩</w:t>
+            </w:r>
+            <w:r>
+              <w:rPr>
+                <w:rFonts w:ascii="Times New Roman" w:eastAsia="微軟正黑體" w:hAnsi="Times New Roman" w:cs="新細明體" w:hint="eastAsia"/>
+                <w:kern w:val="0"/>
+                <w:sz w:val="22"/>
+              </w:rPr>
+              <w:t>訓練計畫，然後完成新增教材套組。</w:t>
+            </w:r>
+          </w:p>
+          <w:p>
+            <w:pPr>
+              <w:widowControl/>
+              <w:spacing w:afterLines="15" w:after="54" w:line="280" w:lineRule="exact"/>
+              <w:ind w:leftChars="15" w:left="36" w:rightChars="15" w:right="36"/>
+              <w:rPr>
+                <w:rFonts w:ascii="Times New Roman" w:eastAsia="微軟正黑體" w:hAnsi="Times New Roman" w:cs="新細明體" w:hint="eastAsia"/>
+                <w:kern w:val="0"/>
+                <w:sz w:val="22"/>
+              </w:rPr>
+            </w:pPr>
+            <w:r>
+              <w:rPr>
+                <w:rFonts w:ascii="Times New Roman" w:eastAsia="微軟正黑體" w:hAnsi="Times New Roman" w:cs="新細明體" w:hint="eastAsia"/>
+                <w:kern w:val="0"/>
+                <w:sz w:val="22"/>
+              </w:rPr>
+              <w:t>成功上傳或刪除教材。</w:t>
+            </w:r>
+          </w:p>
+          <w:p>
+            <w:pPr>
+              <w:widowControl/>
+              <w:spacing w:afterLines="15" w:after="54" w:line="280" w:lineRule="exact"/>
+              <w:ind w:leftChars="15" w:left="36" w:rightChars="15" w:right="36"/>
+              <w:rPr>
+                <w:rFonts w:ascii="Times New Roman" w:eastAsia="微軟正黑體" w:hAnsi="Times New Roman" w:cs="新細明體" w:hint="eastAsia"/>
+                <w:kern w:val="0"/>
+                <w:sz w:val="22"/>
+              </w:rPr>
+            </w:pPr>
+          </w:p>
+        </w:tc>
+        <w:tc>
+          <w:tcPr>
+            <w:tcW w:w="706" w:type="dxa"/>
+            <w:tcBorders>
+              <w:bottom w:val="single" w:sz="6" w:space="0" w:color="37383B"/>
+            </w:tcBorders>
+          </w:tcPr>
+          <w:p>
+            <w:pPr>
+              <w:widowControl/>
+              <w:spacing w:afterLines="15" w:after="54" w:line="280" w:lineRule="exact"/>
+              <w:ind w:leftChars="15" w:left="36" w:rightChars="15" w:right="36"/>
+              <w:rPr>
+                <w:rFonts w:ascii="Times New Roman" w:eastAsia="微軟正黑體" w:hAnsi="Times New Roman" w:cs="新細明體"/>
+                <w:kern w:val="0"/>
+                <w:sz w:val="22"/>
+              </w:rPr>
+            </w:pPr>
+          </w:p>
+        </w:tc>
+      </w:tr>
+      <w:tr>
+        <w:tc>
+          <w:tcPr>
+            <w:tcW w:w="709" w:type="dxa"/>
+            <w:tcBorders>
+              <w:bottom w:val="single" w:sz="6" w:space="0" w:color="37383B"/>
+            </w:tcBorders>
+            <w:vAlign w:val="center"/>
+            <w:hideMark/>
+          </w:tcPr>
+          <w:p>
+            <w:pPr>
+              <w:widowControl/>
+              <w:spacing w:afterLines="15" w:after="54" w:line="280" w:lineRule="exact"/>
+              <w:ind w:leftChars="15" w:left="36" w:rightChars="15" w:right="36"/>
+              <w:jc w:val="center"/>
+              <w:rPr>
+                <w:rFonts w:ascii="Times New Roman" w:eastAsia="微軟正黑體" w:hAnsi="Times New Roman" w:cs="新細明體"/>
+                <w:kern w:val="0"/>
+                <w:sz w:val="22"/>
+              </w:rPr>
+            </w:pPr>
+            <w:r>
+              <w:rPr>
+                <w:rFonts w:ascii="Times New Roman" w:eastAsia="微軟正黑體" w:hAnsi="Times New Roman" w:cs="新細明體"/>
+                <w:b/>
+                <w:bCs/>
+                <w:kern w:val="0"/>
+                <w:sz w:val="22"/>
+              </w:rPr>
+              <w:lastRenderedPageBreak/>
               <w:t>訓練計畫</w:t>
             </w:r>
           </w:p>
@@ -4486,9 +5094,8 @@
         <w:tc>
           <w:tcPr>
             <w:tcW w:w="709" w:type="dxa"/>
-            <w:tcBorders>
-              <w:bottom w:val="single" w:sz="6" w:space="0" w:color="37383B"/>
-            </w:tcBorders>
+            <w:vMerge w:val="restart"/>
+            <w:vAlign w:val="center"/>
             <w:hideMark/>
           </w:tcPr>
           <w:p>
@@ -4496,6 +5103,7 @@
               <w:widowControl/>
               <w:spacing w:afterLines="15" w:after="54" w:line="280" w:lineRule="exact"/>
               <w:ind w:leftChars="15" w:left="36" w:rightChars="15" w:right="36"/>
+              <w:jc w:val="center"/>
               <w:rPr>
                 <w:rFonts w:ascii="Times New Roman" w:eastAsia="微軟正黑體" w:hAnsi="Times New Roman" w:cs="新細明體"/>
                 <w:kern w:val="0"/>
@@ -4762,9 +5370,8 @@
         <w:tc>
           <w:tcPr>
             <w:tcW w:w="709" w:type="dxa"/>
-            <w:tcBorders>
-              <w:bottom w:val="single" w:sz="6" w:space="0" w:color="37383B"/>
-            </w:tcBorders>
+            <w:vMerge/>
+            <w:vAlign w:val="center"/>
             <w:hideMark/>
           </w:tcPr>
           <w:p>
@@ -4772,23 +5379,13 @@
               <w:widowControl/>
               <w:spacing w:afterLines="15" w:after="54" w:line="280" w:lineRule="exact"/>
               <w:ind w:leftChars="15" w:left="36" w:rightChars="15" w:right="36"/>
-              <w:rPr>
-                <w:rFonts w:ascii="Times New Roman" w:eastAsia="微軟正黑體" w:hAnsi="Times New Roman" w:cs="新細明體"/>
-                <w:kern w:val="0"/>
-                <w:sz w:val="22"/>
-              </w:rPr>
-            </w:pPr>
-            <w:r>
-              <w:rPr>
-                <w:rFonts w:ascii="Times New Roman" w:eastAsia="微軟正黑體" w:hAnsi="Times New Roman" w:cs="新細明體"/>
-                <w:b/>
-                <w:bCs/>
-                <w:kern w:val="0"/>
-                <w:sz w:val="22"/>
-              </w:rPr>
-              <w:lastRenderedPageBreak/>
-              <w:t>考卷工坊</w:t>
-            </w:r>
+              <w:jc w:val="center"/>
+              <w:rPr>
+                <w:rFonts w:ascii="Times New Roman" w:eastAsia="微軟正黑體" w:hAnsi="Times New Roman" w:cs="新細明體"/>
+                <w:kern w:val="0"/>
+                <w:sz w:val="22"/>
+              </w:rPr>
+            </w:pPr>
           </w:p>
         </w:tc>
         <w:tc>
@@ -4967,9 +5564,941 @@
         <w:tc>
           <w:tcPr>
             <w:tcW w:w="709" w:type="dxa"/>
+            <w:vMerge/>
+            <w:vAlign w:val="center"/>
+          </w:tcPr>
+          <w:p>
+            <w:pPr>
+              <w:widowControl/>
+              <w:spacing w:afterLines="15" w:after="54" w:line="280" w:lineRule="exact"/>
+              <w:ind w:leftChars="15" w:left="36" w:rightChars="15" w:right="36"/>
+              <w:jc w:val="center"/>
+              <w:rPr>
+                <w:rFonts w:ascii="Times New Roman" w:eastAsia="微軟正黑體" w:hAnsi="Times New Roman" w:cs="新細明體"/>
+                <w:b/>
+                <w:bCs/>
+                <w:kern w:val="0"/>
+                <w:sz w:val="22"/>
+              </w:rPr>
+            </w:pPr>
+          </w:p>
+        </w:tc>
+        <w:tc>
+          <w:tcPr>
+            <w:tcW w:w="1559" w:type="dxa"/>
+            <w:vMerge w:val="restart"/>
+            <w:vAlign w:val="center"/>
+          </w:tcPr>
+          <w:p>
+            <w:pPr>
+              <w:widowControl/>
+              <w:spacing w:afterLines="15" w:after="54" w:line="280" w:lineRule="exact"/>
+              <w:ind w:leftChars="15" w:left="36" w:rightChars="15" w:right="36"/>
+              <w:jc w:val="both"/>
+              <w:rPr>
+                <w:rFonts w:ascii="Times New Roman" w:eastAsia="微軟正黑體" w:hAnsi="Times New Roman" w:cs="新細明體"/>
+                <w:kern w:val="0"/>
+                <w:sz w:val="22"/>
+              </w:rPr>
+            </w:pPr>
+            <w:r>
+              <w:rPr>
+                <w:rFonts w:ascii="Times New Roman" w:eastAsia="微軟正黑體" w:hAnsi="Times New Roman" w:cs="新細明體" w:hint="eastAsia"/>
+                <w:color w:val="EE0000"/>
+                <w:kern w:val="0"/>
+                <w:sz w:val="22"/>
+              </w:rPr>
+              <w:t>教材庫</w:t>
+            </w:r>
+          </w:p>
+        </w:tc>
+        <w:tc>
+          <w:tcPr>
+            <w:tcW w:w="3555" w:type="dxa"/>
             <w:tcBorders>
               <w:bottom w:val="single" w:sz="6" w:space="0" w:color="37383B"/>
             </w:tcBorders>
+          </w:tcPr>
+          <w:p>
+            <w:pPr>
+              <w:widowControl/>
+              <w:spacing w:afterLines="15" w:after="54" w:line="280" w:lineRule="exact"/>
+              <w:ind w:leftChars="15" w:left="36" w:rightChars="15" w:right="36"/>
+              <w:rPr>
+                <w:rFonts w:ascii="Times New Roman" w:eastAsia="微軟正黑體" w:hAnsi="Times New Roman" w:cs="新細明體"/>
+                <w:kern w:val="0"/>
+                <w:sz w:val="22"/>
+              </w:rPr>
+            </w:pPr>
+            <w:r>
+              <w:rPr>
+                <w:rFonts w:ascii="Times New Roman" w:eastAsia="微軟正黑體" w:hAnsi="Times New Roman" w:cs="新細明體"/>
+                <w:kern w:val="0"/>
+                <w:sz w:val="22"/>
+              </w:rPr>
+              <w:t>點擊「</w:t>
+            </w:r>
+            <w:r>
+              <w:rPr>
+                <w:rFonts w:ascii="Times New Roman" w:eastAsia="微軟正黑體" w:hAnsi="Times New Roman" w:cs="新細明體" w:hint="eastAsia"/>
+                <w:kern w:val="0"/>
+                <w:sz w:val="22"/>
+              </w:rPr>
+              <w:t>新增教材套組」：</w:t>
+            </w:r>
+          </w:p>
+          <w:p>
+            <w:pPr>
+              <w:pStyle w:val="a8"/>
+              <w:widowControl/>
+              <w:numPr>
+                <w:ilvl w:val="0"/>
+                <w:numId w:val="12"/>
+              </w:numPr>
+              <w:spacing w:afterLines="15" w:after="54" w:line="280" w:lineRule="exact"/>
+              <w:ind w:leftChars="0" w:left="272" w:rightChars="15" w:right="36" w:hanging="236"/>
+              <w:rPr>
+                <w:rFonts w:ascii="Times New Roman" w:eastAsia="微軟正黑體" w:hAnsi="Times New Roman" w:cs="新細明體"/>
+                <w:kern w:val="0"/>
+                <w:sz w:val="22"/>
+              </w:rPr>
+            </w:pPr>
+            <w:r>
+              <w:rPr>
+                <w:rFonts w:ascii="Times New Roman" w:eastAsia="微軟正黑體" w:hAnsi="Times New Roman" w:cs="新細明體" w:hint="eastAsia"/>
+                <w:kern w:val="0"/>
+                <w:sz w:val="22"/>
+              </w:rPr>
+              <w:t>選擇檔案，將教材上傳至</w:t>
+            </w:r>
+            <w:r>
+              <w:rPr>
+                <w:rFonts w:ascii="Times New Roman" w:eastAsia="微軟正黑體" w:hAnsi="Times New Roman" w:cs="新細明體" w:hint="eastAsia"/>
+                <w:kern w:val="0"/>
+                <w:sz w:val="22"/>
+              </w:rPr>
+              <w:t>NAS</w:t>
+            </w:r>
+            <w:r>
+              <w:rPr>
+                <w:rFonts w:ascii="Times New Roman" w:eastAsia="微軟正黑體" w:hAnsi="Times New Roman" w:cs="新細明體" w:hint="eastAsia"/>
+                <w:kern w:val="0"/>
+                <w:sz w:val="22"/>
+              </w:rPr>
+              <w:t>。</w:t>
+            </w:r>
+          </w:p>
+          <w:p>
+            <w:pPr>
+              <w:pStyle w:val="a8"/>
+              <w:widowControl/>
+              <w:numPr>
+                <w:ilvl w:val="0"/>
+                <w:numId w:val="12"/>
+              </w:numPr>
+              <w:spacing w:afterLines="15" w:after="54" w:line="280" w:lineRule="exact"/>
+              <w:ind w:leftChars="0" w:left="272" w:rightChars="15" w:right="36" w:hanging="236"/>
+              <w:rPr>
+                <w:rFonts w:ascii="Times New Roman" w:eastAsia="微軟正黑體" w:hAnsi="Times New Roman" w:cs="新細明體"/>
+                <w:kern w:val="0"/>
+                <w:sz w:val="22"/>
+              </w:rPr>
+            </w:pPr>
+            <w:r>
+              <w:rPr>
+                <w:rFonts w:ascii="Times New Roman" w:eastAsia="微軟正黑體" w:hAnsi="Times New Roman" w:cs="新細明體" w:hint="eastAsia"/>
+                <w:kern w:val="0"/>
+                <w:sz w:val="22"/>
+              </w:rPr>
+              <w:t>選擇訓練計畫，綁定訓練計畫。</w:t>
+            </w:r>
+          </w:p>
+          <w:p>
+            <w:pPr>
+              <w:pStyle w:val="a8"/>
+              <w:widowControl/>
+              <w:numPr>
+                <w:ilvl w:val="0"/>
+                <w:numId w:val="12"/>
+              </w:numPr>
+              <w:spacing w:afterLines="15" w:after="54" w:line="280" w:lineRule="exact"/>
+              <w:ind w:leftChars="0" w:left="272" w:rightChars="15" w:right="36" w:hanging="236"/>
+              <w:rPr>
+                <w:rFonts w:ascii="Times New Roman" w:eastAsia="微軟正黑體" w:hAnsi="Times New Roman" w:cs="新細明體"/>
+                <w:kern w:val="0"/>
+                <w:sz w:val="22"/>
+              </w:rPr>
+            </w:pPr>
+            <w:r>
+              <w:rPr>
+                <w:rFonts w:ascii="Times New Roman" w:eastAsia="微軟正黑體" w:hAnsi="Times New Roman" w:cs="新細明體" w:hint="eastAsia"/>
+                <w:kern w:val="0"/>
+                <w:sz w:val="22"/>
+              </w:rPr>
+              <w:t>刪除已上傳的教材。</w:t>
+            </w:r>
+          </w:p>
+          <w:p>
+            <w:pPr>
+              <w:widowControl/>
+              <w:spacing w:afterLines="15" w:after="54" w:line="280" w:lineRule="exact"/>
+              <w:ind w:leftChars="15" w:left="36" w:rightChars="15" w:right="36"/>
+              <w:rPr>
+                <w:rFonts w:ascii="Times New Roman" w:eastAsia="微軟正黑體" w:hAnsi="Times New Roman" w:cs="新細明體"/>
+                <w:kern w:val="0"/>
+                <w:sz w:val="22"/>
+              </w:rPr>
+            </w:pPr>
+            <w:r>
+              <w:rPr>
+                <w:rFonts w:ascii="Times New Roman" w:eastAsia="微軟正黑體" w:hAnsi="Times New Roman" w:cs="新細明體" w:hint="eastAsia"/>
+                <w:kern w:val="0"/>
+                <w:sz w:val="22"/>
+              </w:rPr>
+              <w:t>下載已上傳的教材。</w:t>
+            </w:r>
+          </w:p>
+        </w:tc>
+        <w:tc>
+          <w:tcPr>
+            <w:tcW w:w="3675" w:type="dxa"/>
+            <w:tcBorders>
+              <w:bottom w:val="single" w:sz="6" w:space="0" w:color="37383B"/>
+            </w:tcBorders>
+          </w:tcPr>
+          <w:p>
+            <w:pPr>
+              <w:widowControl/>
+              <w:spacing w:afterLines="15" w:after="54" w:line="280" w:lineRule="exact"/>
+              <w:ind w:leftChars="15" w:left="36" w:rightChars="15" w:right="36"/>
+              <w:rPr>
+                <w:rFonts w:ascii="Times New Roman" w:eastAsia="微軟正黑體" w:hAnsi="Times New Roman" w:cs="新細明體"/>
+                <w:kern w:val="0"/>
+                <w:sz w:val="22"/>
+              </w:rPr>
+            </w:pPr>
+            <w:r>
+              <w:rPr>
+                <w:rFonts w:ascii="Times New Roman" w:eastAsia="微軟正黑體" w:hAnsi="Times New Roman" w:cs="新細明體" w:hint="eastAsia"/>
+                <w:kern w:val="0"/>
+                <w:sz w:val="22"/>
+              </w:rPr>
+              <w:t>系統應成功上傳教材檔案至</w:t>
+            </w:r>
+            <w:r>
+              <w:rPr>
+                <w:rFonts w:ascii="Times New Roman" w:eastAsia="微軟正黑體" w:hAnsi="Times New Roman" w:cs="新細明體" w:hint="eastAsia"/>
+                <w:kern w:val="0"/>
+                <w:sz w:val="22"/>
+              </w:rPr>
+              <w:t>NAS</w:t>
+            </w:r>
+            <w:r>
+              <w:rPr>
+                <w:rFonts w:ascii="Times New Roman" w:eastAsia="微軟正黑體" w:hAnsi="Times New Roman" w:cs="新細明體" w:hint="eastAsia"/>
+                <w:kern w:val="0"/>
+                <w:sz w:val="22"/>
+              </w:rPr>
+              <w:t>，並成功綁定所選勾選</w:t>
+            </w:r>
+            <w:r>
+              <w:rPr>
+                <w:rFonts w:ascii="Times New Roman" w:eastAsia="微軟正黑體" w:hAnsi="Times New Roman" w:cs="新細明體" w:hint="eastAsia"/>
+                <w:kern w:val="0"/>
+                <w:sz w:val="22"/>
+              </w:rPr>
+              <w:t>的</w:t>
+            </w:r>
+            <w:r>
+              <w:rPr>
+                <w:rFonts w:ascii="Times New Roman" w:eastAsia="微軟正黑體" w:hAnsi="Times New Roman" w:cs="新細明體" w:hint="eastAsia"/>
+                <w:kern w:val="0"/>
+                <w:sz w:val="22"/>
+              </w:rPr>
+              <w:t>訓練計畫，</w:t>
+            </w:r>
+          </w:p>
+          <w:p>
+            <w:pPr>
+              <w:widowControl/>
+              <w:spacing w:afterLines="15" w:after="54" w:line="280" w:lineRule="exact"/>
+              <w:ind w:leftChars="15" w:left="36" w:rightChars="15" w:right="36"/>
+              <w:rPr>
+                <w:rFonts w:ascii="Times New Roman" w:eastAsia="微軟正黑體" w:hAnsi="Times New Roman" w:cs="新細明體"/>
+                <w:kern w:val="0"/>
+                <w:sz w:val="22"/>
+              </w:rPr>
+            </w:pPr>
+            <w:r>
+              <w:rPr>
+                <w:rFonts w:ascii="Times New Roman" w:eastAsia="微軟正黑體" w:hAnsi="Times New Roman" w:cs="新細明體" w:hint="eastAsia"/>
+                <w:kern w:val="0"/>
+                <w:sz w:val="22"/>
+              </w:rPr>
+              <w:t>然後完成新增教材套組。</w:t>
+            </w:r>
+          </w:p>
+          <w:p>
+            <w:pPr>
+              <w:widowControl/>
+              <w:spacing w:afterLines="15" w:after="54" w:line="280" w:lineRule="exact"/>
+              <w:ind w:leftChars="15" w:left="36" w:rightChars="15" w:right="36"/>
+              <w:rPr>
+                <w:rFonts w:ascii="Times New Roman" w:eastAsia="微軟正黑體" w:hAnsi="Times New Roman" w:cs="新細明體" w:hint="eastAsia"/>
+                <w:kern w:val="0"/>
+                <w:sz w:val="22"/>
+              </w:rPr>
+            </w:pPr>
+            <w:r>
+              <w:rPr>
+                <w:rFonts w:ascii="Times New Roman" w:eastAsia="微軟正黑體" w:hAnsi="Times New Roman" w:cs="新細明體" w:hint="eastAsia"/>
+                <w:kern w:val="0"/>
+                <w:sz w:val="22"/>
+              </w:rPr>
+              <w:t>成功上傳或刪除教材。</w:t>
+            </w:r>
+          </w:p>
+          <w:p>
+            <w:pPr>
+              <w:widowControl/>
+              <w:spacing w:afterLines="15" w:after="54" w:line="280" w:lineRule="exact"/>
+              <w:ind w:leftChars="15" w:left="36" w:rightChars="15" w:right="36"/>
+              <w:rPr>
+                <w:rFonts w:ascii="Times New Roman" w:eastAsia="微軟正黑體" w:hAnsi="Times New Roman" w:cs="新細明體"/>
+                <w:kern w:val="0"/>
+                <w:sz w:val="22"/>
+              </w:rPr>
+            </w:pPr>
+          </w:p>
+        </w:tc>
+        <w:tc>
+          <w:tcPr>
+            <w:tcW w:w="706" w:type="dxa"/>
+            <w:tcBorders>
+              <w:bottom w:val="single" w:sz="6" w:space="0" w:color="37383B"/>
+            </w:tcBorders>
+          </w:tcPr>
+          <w:p>
+            <w:pPr>
+              <w:widowControl/>
+              <w:spacing w:afterLines="15" w:after="54" w:line="280" w:lineRule="exact"/>
+              <w:ind w:leftChars="15" w:left="36" w:rightChars="15" w:right="36"/>
+              <w:rPr>
+                <w:rFonts w:ascii="Times New Roman" w:eastAsia="微軟正黑體" w:hAnsi="Times New Roman" w:cs="新細明體"/>
+                <w:kern w:val="0"/>
+                <w:sz w:val="22"/>
+              </w:rPr>
+            </w:pPr>
+          </w:p>
+        </w:tc>
+      </w:tr>
+      <w:tr>
+        <w:tc>
+          <w:tcPr>
+            <w:tcW w:w="709" w:type="dxa"/>
+            <w:vMerge/>
+            <w:vAlign w:val="center"/>
+          </w:tcPr>
+          <w:p>
+            <w:pPr>
+              <w:widowControl/>
+              <w:spacing w:afterLines="15" w:after="54" w:line="280" w:lineRule="exact"/>
+              <w:ind w:leftChars="15" w:left="36" w:rightChars="15" w:right="36"/>
+              <w:jc w:val="center"/>
+              <w:rPr>
+                <w:rFonts w:ascii="Times New Roman" w:eastAsia="微軟正黑體" w:hAnsi="Times New Roman" w:cs="新細明體"/>
+                <w:b/>
+                <w:bCs/>
+                <w:kern w:val="0"/>
+                <w:sz w:val="22"/>
+              </w:rPr>
+            </w:pPr>
+          </w:p>
+        </w:tc>
+        <w:tc>
+          <w:tcPr>
+            <w:tcW w:w="1559" w:type="dxa"/>
+            <w:vMerge/>
+            <w:vAlign w:val="center"/>
+          </w:tcPr>
+          <w:p>
+            <w:pPr>
+              <w:widowControl/>
+              <w:spacing w:afterLines="15" w:after="54" w:line="280" w:lineRule="exact"/>
+              <w:ind w:leftChars="15" w:left="36" w:rightChars="15" w:right="36"/>
+              <w:jc w:val="both"/>
+              <w:rPr>
+                <w:rFonts w:ascii="Times New Roman" w:eastAsia="微軟正黑體" w:hAnsi="Times New Roman" w:cs="新細明體" w:hint="eastAsia"/>
+                <w:color w:val="EE0000"/>
+                <w:kern w:val="0"/>
+                <w:sz w:val="22"/>
+              </w:rPr>
+            </w:pPr>
+          </w:p>
+        </w:tc>
+        <w:tc>
+          <w:tcPr>
+            <w:tcW w:w="3555" w:type="dxa"/>
+            <w:tcBorders>
+              <w:bottom w:val="single" w:sz="6" w:space="0" w:color="37383B"/>
+            </w:tcBorders>
+          </w:tcPr>
+          <w:p>
+            <w:pPr>
+              <w:pStyle w:val="a8"/>
+              <w:widowControl/>
+              <w:numPr>
+                <w:ilvl w:val="0"/>
+                <w:numId w:val="13"/>
+              </w:numPr>
+              <w:spacing w:afterLines="15" w:after="54" w:line="280" w:lineRule="exact"/>
+              <w:ind w:leftChars="0" w:left="272" w:rightChars="15" w:right="36" w:hanging="236"/>
+              <w:rPr>
+                <w:rFonts w:ascii="Times New Roman" w:eastAsia="微軟正黑體" w:hAnsi="Times New Roman" w:cs="新細明體"/>
+                <w:kern w:val="0"/>
+                <w:sz w:val="22"/>
+              </w:rPr>
+            </w:pPr>
+            <w:r>
+              <w:rPr>
+                <w:rFonts w:ascii="Times New Roman" w:eastAsia="微軟正黑體" w:hAnsi="Times New Roman" w:cs="新細明體" w:hint="eastAsia"/>
+                <w:kern w:val="0"/>
+                <w:sz w:val="22"/>
+              </w:rPr>
+              <w:t>輸入搜尋條件，分別對套組檢視及檔案檢視進行搜尋。</w:t>
+            </w:r>
+          </w:p>
+          <w:p>
+            <w:pPr>
+              <w:pStyle w:val="a8"/>
+              <w:widowControl/>
+              <w:numPr>
+                <w:ilvl w:val="0"/>
+                <w:numId w:val="13"/>
+              </w:numPr>
+              <w:spacing w:afterLines="15" w:after="54" w:line="280" w:lineRule="exact"/>
+              <w:ind w:leftChars="0" w:left="272" w:rightChars="15" w:right="36" w:hanging="236"/>
+              <w:rPr>
+                <w:rFonts w:ascii="Times New Roman" w:eastAsia="微軟正黑體" w:hAnsi="Times New Roman" w:cs="新細明體" w:hint="eastAsia"/>
+                <w:kern w:val="0"/>
+                <w:sz w:val="22"/>
+              </w:rPr>
+            </w:pPr>
+            <w:r>
+              <w:rPr>
+                <w:rFonts w:ascii="Times New Roman" w:eastAsia="微軟正黑體" w:hAnsi="Times New Roman" w:cs="新細明體" w:hint="eastAsia"/>
+                <w:kern w:val="0"/>
+                <w:sz w:val="22"/>
+              </w:rPr>
+              <w:t>選擇</w:t>
+            </w:r>
+            <w:r>
+              <w:rPr>
+                <w:rFonts w:ascii="Times New Roman" w:eastAsia="微軟正黑體" w:hAnsi="Times New Roman" w:cs="新細明體" w:hint="eastAsia"/>
+                <w:kern w:val="0"/>
+                <w:sz w:val="22"/>
+              </w:rPr>
+              <w:t>教材</w:t>
+            </w:r>
+            <w:r>
+              <w:rPr>
+                <w:rFonts w:ascii="Times New Roman" w:eastAsia="微軟正黑體" w:hAnsi="Times New Roman" w:cs="新細明體" w:hint="eastAsia"/>
+                <w:kern w:val="0"/>
+                <w:sz w:val="22"/>
+              </w:rPr>
+              <w:t>類型或</w:t>
+            </w:r>
+            <w:r>
+              <w:rPr>
+                <w:rFonts w:ascii="Times New Roman" w:eastAsia="微軟正黑體" w:hAnsi="Times New Roman" w:cs="新細明體" w:hint="eastAsia"/>
+                <w:kern w:val="0"/>
+                <w:sz w:val="22"/>
+              </w:rPr>
+              <w:t>檔案格式進行條件篩選。</w:t>
+            </w:r>
+          </w:p>
+        </w:tc>
+        <w:tc>
+          <w:tcPr>
+            <w:tcW w:w="3675" w:type="dxa"/>
+            <w:tcBorders>
+              <w:bottom w:val="single" w:sz="6" w:space="0" w:color="37383B"/>
+            </w:tcBorders>
+          </w:tcPr>
+          <w:p>
+            <w:pPr>
+              <w:widowControl/>
+              <w:spacing w:afterLines="15" w:after="54" w:line="280" w:lineRule="exact"/>
+              <w:ind w:leftChars="15" w:left="36" w:rightChars="15" w:right="36"/>
+              <w:rPr>
+                <w:rFonts w:ascii="Times New Roman" w:eastAsia="微軟正黑體" w:hAnsi="Times New Roman" w:cs="新細明體" w:hint="eastAsia"/>
+                <w:kern w:val="0"/>
+                <w:sz w:val="22"/>
+              </w:rPr>
+            </w:pPr>
+            <w:r>
+              <w:rPr>
+                <w:rFonts w:ascii="Times New Roman" w:eastAsia="微軟正黑體" w:hAnsi="Times New Roman" w:cs="新細明體" w:hint="eastAsia"/>
+                <w:kern w:val="0"/>
+                <w:sz w:val="22"/>
+              </w:rPr>
+              <w:t>系統應</w:t>
+            </w:r>
+            <w:r>
+              <w:rPr>
+                <w:rFonts w:ascii="Times New Roman" w:eastAsia="微軟正黑體" w:hAnsi="Times New Roman" w:cs="新細明體" w:hint="eastAsia"/>
+                <w:kern w:val="0"/>
+                <w:sz w:val="22"/>
+              </w:rPr>
+              <w:t>依所輸入的條件搜尋或選擇的篩選條件，</w:t>
+            </w:r>
+            <w:r>
+              <w:rPr>
+                <w:rFonts w:ascii="Times New Roman" w:eastAsia="微軟正黑體" w:hAnsi="Times New Roman" w:cs="新細明體" w:hint="eastAsia"/>
+                <w:kern w:val="0"/>
+                <w:sz w:val="22"/>
+              </w:rPr>
+              <w:t>成功</w:t>
+            </w:r>
+            <w:r>
+              <w:rPr>
+                <w:rFonts w:ascii="Times New Roman" w:eastAsia="微軟正黑體" w:hAnsi="Times New Roman" w:cs="新細明體" w:hint="eastAsia"/>
+                <w:kern w:val="0"/>
+                <w:sz w:val="22"/>
+              </w:rPr>
+              <w:t>列出結果。</w:t>
+            </w:r>
+          </w:p>
+        </w:tc>
+        <w:tc>
+          <w:tcPr>
+            <w:tcW w:w="706" w:type="dxa"/>
+            <w:tcBorders>
+              <w:bottom w:val="single" w:sz="6" w:space="0" w:color="37383B"/>
+            </w:tcBorders>
+          </w:tcPr>
+          <w:p>
+            <w:pPr>
+              <w:widowControl/>
+              <w:spacing w:afterLines="15" w:after="54" w:line="280" w:lineRule="exact"/>
+              <w:ind w:leftChars="15" w:left="36" w:rightChars="15" w:right="36"/>
+              <w:rPr>
+                <w:rFonts w:ascii="Times New Roman" w:eastAsia="微軟正黑體" w:hAnsi="Times New Roman" w:cs="新細明體"/>
+                <w:kern w:val="0"/>
+                <w:sz w:val="22"/>
+              </w:rPr>
+            </w:pPr>
+          </w:p>
+        </w:tc>
+      </w:tr>
+      <w:tr>
+        <w:tc>
+          <w:tcPr>
+            <w:tcW w:w="709" w:type="dxa"/>
+            <w:vMerge/>
+            <w:tcBorders>
+              <w:bottom w:val="single" w:sz="6" w:space="0" w:color="37383B"/>
+            </w:tcBorders>
+            <w:vAlign w:val="center"/>
+          </w:tcPr>
+          <w:p>
+            <w:pPr>
+              <w:widowControl/>
+              <w:spacing w:afterLines="15" w:after="54" w:line="280" w:lineRule="exact"/>
+              <w:ind w:leftChars="15" w:left="36" w:rightChars="15" w:right="36"/>
+              <w:jc w:val="center"/>
+              <w:rPr>
+                <w:rFonts w:ascii="Times New Roman" w:eastAsia="微軟正黑體" w:hAnsi="Times New Roman" w:cs="新細明體"/>
+                <w:b/>
+                <w:bCs/>
+                <w:kern w:val="0"/>
+                <w:sz w:val="22"/>
+              </w:rPr>
+            </w:pPr>
+          </w:p>
+        </w:tc>
+        <w:tc>
+          <w:tcPr>
+            <w:tcW w:w="1559" w:type="dxa"/>
+            <w:vMerge/>
+            <w:tcBorders>
+              <w:bottom w:val="single" w:sz="6" w:space="0" w:color="37383B"/>
+            </w:tcBorders>
+          </w:tcPr>
+          <w:p>
+            <w:pPr>
+              <w:widowControl/>
+              <w:spacing w:afterLines="15" w:after="54" w:line="280" w:lineRule="exact"/>
+              <w:ind w:leftChars="15" w:left="36" w:rightChars="15" w:right="36"/>
+              <w:rPr>
+                <w:rFonts w:ascii="Times New Roman" w:eastAsia="微軟正黑體" w:hAnsi="Times New Roman" w:cs="新細明體" w:hint="eastAsia"/>
+                <w:color w:val="EE0000"/>
+                <w:kern w:val="0"/>
+                <w:sz w:val="22"/>
+              </w:rPr>
+            </w:pPr>
+          </w:p>
+        </w:tc>
+        <w:tc>
+          <w:tcPr>
+            <w:tcW w:w="3555" w:type="dxa"/>
+            <w:tcBorders>
+              <w:bottom w:val="single" w:sz="6" w:space="0" w:color="37383B"/>
+            </w:tcBorders>
+          </w:tcPr>
+          <w:p>
+            <w:pPr>
+              <w:widowControl/>
+              <w:spacing w:afterLines="15" w:after="54" w:line="280" w:lineRule="exact"/>
+              <w:ind w:leftChars="15" w:left="36" w:rightChars="15" w:right="36"/>
+              <w:rPr>
+                <w:rFonts w:ascii="Times New Roman" w:eastAsia="微軟正黑體" w:hAnsi="Times New Roman" w:cs="新細明體"/>
+                <w:kern w:val="0"/>
+                <w:sz w:val="22"/>
+              </w:rPr>
+            </w:pPr>
+            <w:r>
+              <w:rPr>
+                <w:rFonts w:ascii="Times New Roman" w:eastAsia="微軟正黑體" w:hAnsi="Times New Roman" w:cs="新細明體"/>
+                <w:kern w:val="0"/>
+                <w:sz w:val="22"/>
+              </w:rPr>
+              <w:t>點擊</w:t>
+            </w:r>
+            <w:r>
+              <w:rPr>
+                <w:rFonts w:ascii="Times New Roman" w:eastAsia="微軟正黑體" w:hAnsi="Times New Roman" w:cs="新細明體" w:hint="eastAsia"/>
+                <w:kern w:val="0"/>
+                <w:sz w:val="22"/>
+              </w:rPr>
+              <w:t>「</w:t>
+            </w:r>
+            <w:r>
+              <w:rPr>
+                <w:rFonts w:ascii="Times New Roman" w:eastAsia="微軟正黑體" w:hAnsi="Times New Roman" w:cs="新細明體" w:hint="eastAsia"/>
+                <w:kern w:val="0"/>
+                <w:sz w:val="22"/>
+              </w:rPr>
+              <w:t>編輯</w:t>
+            </w:r>
+            <w:r>
+              <w:rPr>
+                <w:rFonts w:ascii="Times New Roman" w:eastAsia="微軟正黑體" w:hAnsi="Times New Roman" w:cs="新細明體" w:hint="eastAsia"/>
+                <w:kern w:val="0"/>
+                <w:sz w:val="22"/>
+              </w:rPr>
+              <w:t>」，對已新增的教材套組：</w:t>
+            </w:r>
+          </w:p>
+          <w:p>
+            <w:pPr>
+              <w:pStyle w:val="a8"/>
+              <w:widowControl/>
+              <w:numPr>
+                <w:ilvl w:val="0"/>
+                <w:numId w:val="11"/>
+              </w:numPr>
+              <w:spacing w:afterLines="15" w:after="54" w:line="280" w:lineRule="exact"/>
+              <w:ind w:leftChars="0" w:left="272" w:rightChars="15" w:right="36" w:hanging="236"/>
+              <w:rPr>
+                <w:rFonts w:ascii="Times New Roman" w:eastAsia="微軟正黑體" w:hAnsi="Times New Roman" w:cs="新細明體"/>
+                <w:kern w:val="0"/>
+                <w:sz w:val="22"/>
+              </w:rPr>
+            </w:pPr>
+            <w:r>
+              <w:rPr>
+                <w:rFonts w:ascii="Times New Roman" w:eastAsia="微軟正黑體" w:hAnsi="Times New Roman" w:cs="新細明體" w:hint="eastAsia"/>
+                <w:kern w:val="0"/>
+                <w:sz w:val="22"/>
+              </w:rPr>
+              <w:t>選擇檔案，</w:t>
+            </w:r>
+            <w:r>
+              <w:rPr>
+                <w:rFonts w:ascii="Times New Roman" w:eastAsia="微軟正黑體" w:hAnsi="Times New Roman" w:cs="新細明體" w:hint="eastAsia"/>
+                <w:kern w:val="0"/>
+                <w:sz w:val="22"/>
+              </w:rPr>
+              <w:t>按儲存後，</w:t>
+            </w:r>
+            <w:r>
+              <w:rPr>
+                <w:rFonts w:ascii="Times New Roman" w:eastAsia="微軟正黑體" w:hAnsi="Times New Roman" w:cs="新細明體" w:hint="eastAsia"/>
+                <w:kern w:val="0"/>
+                <w:sz w:val="22"/>
+              </w:rPr>
+              <w:t>將</w:t>
+            </w:r>
+            <w:r>
+              <w:rPr>
+                <w:rFonts w:ascii="Times New Roman" w:eastAsia="微軟正黑體" w:hAnsi="Times New Roman" w:cs="新細明體" w:hint="eastAsia"/>
+                <w:kern w:val="0"/>
+                <w:sz w:val="22"/>
+              </w:rPr>
+              <w:t>新的</w:t>
+            </w:r>
+            <w:r>
+              <w:rPr>
+                <w:rFonts w:ascii="Times New Roman" w:eastAsia="微軟正黑體" w:hAnsi="Times New Roman" w:cs="新細明體" w:hint="eastAsia"/>
+                <w:kern w:val="0"/>
+                <w:sz w:val="22"/>
+              </w:rPr>
+              <w:t>教材上傳至</w:t>
+            </w:r>
+            <w:r>
+              <w:rPr>
+                <w:rFonts w:ascii="Times New Roman" w:eastAsia="微軟正黑體" w:hAnsi="Times New Roman" w:cs="新細明體" w:hint="eastAsia"/>
+                <w:kern w:val="0"/>
+                <w:sz w:val="22"/>
+              </w:rPr>
+              <w:t>NAS</w:t>
+            </w:r>
+            <w:r>
+              <w:rPr>
+                <w:rFonts w:ascii="Times New Roman" w:eastAsia="微軟正黑體" w:hAnsi="Times New Roman" w:cs="新細明體" w:hint="eastAsia"/>
+                <w:kern w:val="0"/>
+                <w:sz w:val="22"/>
+              </w:rPr>
+              <w:t>。</w:t>
+            </w:r>
+          </w:p>
+          <w:p>
+            <w:pPr>
+              <w:pStyle w:val="a8"/>
+              <w:widowControl/>
+              <w:numPr>
+                <w:ilvl w:val="0"/>
+                <w:numId w:val="11"/>
+              </w:numPr>
+              <w:spacing w:afterLines="15" w:after="54" w:line="280" w:lineRule="exact"/>
+              <w:ind w:leftChars="0" w:left="272" w:rightChars="15" w:right="36" w:hanging="236"/>
+              <w:rPr>
+                <w:rFonts w:ascii="Times New Roman" w:eastAsia="微軟正黑體" w:hAnsi="Times New Roman" w:cs="新細明體"/>
+                <w:kern w:val="0"/>
+                <w:sz w:val="22"/>
+              </w:rPr>
+            </w:pPr>
+            <w:r>
+              <w:rPr>
+                <w:rFonts w:ascii="Times New Roman" w:eastAsia="微軟正黑體" w:hAnsi="Times New Roman" w:cs="新細明體" w:hint="eastAsia"/>
+                <w:kern w:val="0"/>
+                <w:sz w:val="22"/>
+              </w:rPr>
+              <w:t>選擇</w:t>
+            </w:r>
+            <w:r>
+              <w:rPr>
+                <w:rFonts w:ascii="Times New Roman" w:eastAsia="微軟正黑體" w:hAnsi="Times New Roman" w:cs="新細明體" w:hint="eastAsia"/>
+                <w:kern w:val="0"/>
+                <w:sz w:val="22"/>
+              </w:rPr>
+              <w:t>其他的</w:t>
+            </w:r>
+            <w:r>
+              <w:rPr>
+                <w:rFonts w:ascii="Times New Roman" w:eastAsia="微軟正黑體" w:hAnsi="Times New Roman" w:cs="新細明體" w:hint="eastAsia"/>
+                <w:kern w:val="0"/>
+                <w:sz w:val="22"/>
+              </w:rPr>
+              <w:t>訓練計畫</w:t>
+            </w:r>
+            <w:r>
+              <w:rPr>
+                <w:rFonts w:ascii="Times New Roman" w:eastAsia="微軟正黑體" w:hAnsi="Times New Roman" w:cs="新細明體" w:hint="eastAsia"/>
+                <w:kern w:val="0"/>
+                <w:sz w:val="22"/>
+              </w:rPr>
+              <w:t>，或新選擇新的訓練計畫</w:t>
+            </w:r>
+            <w:r>
+              <w:rPr>
+                <w:rFonts w:ascii="Times New Roman" w:eastAsia="微軟正黑體" w:hAnsi="Times New Roman" w:cs="新細明體" w:hint="eastAsia"/>
+                <w:kern w:val="0"/>
+                <w:sz w:val="22"/>
+              </w:rPr>
+              <w:t>，綁定訓練計畫。</w:t>
+            </w:r>
+          </w:p>
+          <w:p>
+            <w:pPr>
+              <w:pStyle w:val="a8"/>
+              <w:widowControl/>
+              <w:numPr>
+                <w:ilvl w:val="0"/>
+                <w:numId w:val="11"/>
+              </w:numPr>
+              <w:spacing w:afterLines="15" w:after="54" w:line="280" w:lineRule="exact"/>
+              <w:ind w:leftChars="0" w:left="272" w:rightChars="15" w:right="36" w:hanging="236"/>
+              <w:rPr>
+                <w:rFonts w:ascii="Times New Roman" w:eastAsia="微軟正黑體" w:hAnsi="Times New Roman" w:cs="新細明體" w:hint="eastAsia"/>
+                <w:kern w:val="0"/>
+                <w:sz w:val="22"/>
+              </w:rPr>
+            </w:pPr>
+            <w:r>
+              <w:rPr>
+                <w:rFonts w:ascii="Times New Roman" w:eastAsia="微軟正黑體" w:hAnsi="Times New Roman" w:cs="新細明體" w:hint="eastAsia"/>
+                <w:kern w:val="0"/>
+                <w:sz w:val="22"/>
+              </w:rPr>
+              <w:t>刪</w:t>
+            </w:r>
+            <w:r>
+              <w:rPr>
+                <w:rFonts w:ascii="Times New Roman" w:eastAsia="微軟正黑體" w:hAnsi="Times New Roman" w:cs="新細明體" w:hint="eastAsia"/>
+                <w:kern w:val="0"/>
+                <w:sz w:val="22"/>
+              </w:rPr>
+              <w:t>除已上傳的教材。</w:t>
+            </w:r>
+          </w:p>
+        </w:tc>
+        <w:tc>
+          <w:tcPr>
+            <w:tcW w:w="3675" w:type="dxa"/>
+            <w:tcBorders>
+              <w:bottom w:val="single" w:sz="6" w:space="0" w:color="37383B"/>
+            </w:tcBorders>
+          </w:tcPr>
+          <w:p>
+            <w:pPr>
+              <w:widowControl/>
+              <w:spacing w:afterLines="15" w:after="54" w:line="280" w:lineRule="exact"/>
+              <w:ind w:leftChars="15" w:left="36" w:rightChars="15" w:right="36"/>
+              <w:rPr>
+                <w:rFonts w:ascii="Times New Roman" w:eastAsia="微軟正黑體" w:hAnsi="Times New Roman" w:cs="新細明體"/>
+                <w:kern w:val="0"/>
+                <w:sz w:val="22"/>
+              </w:rPr>
+            </w:pPr>
+            <w:r>
+              <w:rPr>
+                <w:rFonts w:ascii="Times New Roman" w:eastAsia="微軟正黑體" w:hAnsi="Times New Roman" w:cs="新細明體" w:hint="eastAsia"/>
+                <w:kern w:val="0"/>
+                <w:sz w:val="22"/>
+              </w:rPr>
+              <w:t>系統應成功上傳教材檔案至</w:t>
+            </w:r>
+            <w:r>
+              <w:rPr>
+                <w:rFonts w:ascii="Times New Roman" w:eastAsia="微軟正黑體" w:hAnsi="Times New Roman" w:cs="新細明體" w:hint="eastAsia"/>
+                <w:kern w:val="0"/>
+                <w:sz w:val="22"/>
+              </w:rPr>
+              <w:t>NAS</w:t>
+            </w:r>
+            <w:r>
+              <w:rPr>
+                <w:rFonts w:ascii="Times New Roman" w:eastAsia="微軟正黑體" w:hAnsi="Times New Roman" w:cs="新細明體" w:hint="eastAsia"/>
+                <w:kern w:val="0"/>
+                <w:sz w:val="22"/>
+              </w:rPr>
+              <w:t>，並成功綁定所選勾選</w:t>
+            </w:r>
+            <w:r>
+              <w:rPr>
+                <w:rFonts w:ascii="Times New Roman" w:eastAsia="微軟正黑體" w:hAnsi="Times New Roman" w:cs="新細明體" w:hint="eastAsia"/>
+                <w:kern w:val="0"/>
+                <w:sz w:val="22"/>
+              </w:rPr>
+              <w:t>的</w:t>
+            </w:r>
+            <w:r>
+              <w:rPr>
+                <w:rFonts w:ascii="Times New Roman" w:eastAsia="微軟正黑體" w:hAnsi="Times New Roman" w:cs="新細明體" w:hint="eastAsia"/>
+                <w:kern w:val="0"/>
+                <w:sz w:val="22"/>
+              </w:rPr>
+              <w:t>訓練計畫，</w:t>
+            </w:r>
+          </w:p>
+          <w:p>
+            <w:pPr>
+              <w:widowControl/>
+              <w:spacing w:afterLines="15" w:after="54" w:line="280" w:lineRule="exact"/>
+              <w:ind w:leftChars="15" w:left="36" w:rightChars="15" w:right="36"/>
+              <w:rPr>
+                <w:rFonts w:ascii="Times New Roman" w:eastAsia="微軟正黑體" w:hAnsi="Times New Roman" w:cs="新細明體"/>
+                <w:kern w:val="0"/>
+                <w:sz w:val="22"/>
+              </w:rPr>
+            </w:pPr>
+            <w:r>
+              <w:rPr>
+                <w:rFonts w:ascii="Times New Roman" w:eastAsia="微軟正黑體" w:hAnsi="Times New Roman" w:cs="新細明體" w:hint="eastAsia"/>
+                <w:kern w:val="0"/>
+                <w:sz w:val="22"/>
+              </w:rPr>
+              <w:t>然後完成</w:t>
+            </w:r>
+            <w:r>
+              <w:rPr>
+                <w:rFonts w:ascii="Times New Roman" w:eastAsia="微軟正黑體" w:hAnsi="Times New Roman" w:cs="新細明體" w:hint="eastAsia"/>
+                <w:kern w:val="0"/>
+                <w:sz w:val="22"/>
+              </w:rPr>
+              <w:t>更</w:t>
+            </w:r>
+            <w:r>
+              <w:rPr>
+                <w:rFonts w:ascii="Times New Roman" w:eastAsia="微軟正黑體" w:hAnsi="Times New Roman" w:cs="新細明體" w:hint="eastAsia"/>
+                <w:kern w:val="0"/>
+                <w:sz w:val="22"/>
+              </w:rPr>
+              <w:t>新增教材套組。</w:t>
+            </w:r>
+          </w:p>
+          <w:p>
+            <w:pPr>
+              <w:widowControl/>
+              <w:spacing w:afterLines="15" w:after="54" w:line="280" w:lineRule="exact"/>
+              <w:ind w:leftChars="15" w:left="36" w:rightChars="15" w:right="36"/>
+              <w:rPr>
+                <w:rFonts w:ascii="Times New Roman" w:eastAsia="微軟正黑體" w:hAnsi="Times New Roman" w:cs="新細明體" w:hint="eastAsia"/>
+                <w:kern w:val="0"/>
+                <w:sz w:val="22"/>
+              </w:rPr>
+            </w:pPr>
+            <w:r>
+              <w:rPr>
+                <w:rFonts w:ascii="Times New Roman" w:eastAsia="微軟正黑體" w:hAnsi="Times New Roman" w:cs="新細明體" w:hint="eastAsia"/>
+                <w:kern w:val="0"/>
+                <w:sz w:val="22"/>
+              </w:rPr>
+              <w:t>成功上傳或刪除教材。</w:t>
+            </w:r>
+          </w:p>
+        </w:tc>
+        <w:tc>
+          <w:tcPr>
+            <w:tcW w:w="706" w:type="dxa"/>
+            <w:tcBorders>
+              <w:bottom w:val="single" w:sz="6" w:space="0" w:color="37383B"/>
+            </w:tcBorders>
+          </w:tcPr>
+          <w:p>
+            <w:pPr>
+              <w:widowControl/>
+              <w:spacing w:afterLines="15" w:after="54" w:line="280" w:lineRule="exact"/>
+              <w:ind w:leftChars="15" w:left="36" w:rightChars="15" w:right="36"/>
+              <w:rPr>
+                <w:rFonts w:ascii="Times New Roman" w:eastAsia="微軟正黑體" w:hAnsi="Times New Roman" w:cs="新細明體"/>
+                <w:kern w:val="0"/>
+                <w:sz w:val="22"/>
+              </w:rPr>
+            </w:pPr>
+          </w:p>
+        </w:tc>
+      </w:tr>
+      <w:tr>
+        <w:tc>
+          <w:tcPr>
+            <w:tcW w:w="709" w:type="dxa"/>
+            <w:tcBorders>
+              <w:bottom w:val="single" w:sz="6" w:space="0" w:color="37383B"/>
+            </w:tcBorders>
+            <w:vAlign w:val="center"/>
             <w:hideMark/>
           </w:tcPr>
           <w:p>
@@ -4977,6 +6506,7 @@
               <w:widowControl/>
               <w:spacing w:afterLines="15" w:after="54" w:line="280" w:lineRule="exact"/>
               <w:ind w:leftChars="15" w:left="36" w:rightChars="15" w:right="36"/>
+              <w:jc w:val="center"/>
               <w:rPr>
                 <w:rFonts w:ascii="Times New Roman" w:eastAsia="微軟正黑體" w:hAnsi="Times New Roman" w:cs="新細明體"/>
                 <w:kern w:val="0"/>
@@ -5174,6 +6704,7 @@
             <w:tcBorders>
               <w:bottom w:val="single" w:sz="6" w:space="0" w:color="37383B"/>
             </w:tcBorders>
+            <w:vAlign w:val="center"/>
             <w:hideMark/>
           </w:tcPr>
           <w:p>
@@ -5181,6 +6712,7 @@
               <w:widowControl/>
               <w:spacing w:afterLines="15" w:after="54" w:line="280" w:lineRule="exact"/>
               <w:ind w:leftChars="15" w:left="36" w:rightChars="15" w:right="36"/>
+              <w:jc w:val="center"/>
               <w:rPr>
                 <w:rFonts w:ascii="Times New Roman" w:eastAsia="微軟正黑體" w:hAnsi="Times New Roman" w:cs="新細明體"/>
                 <w:kern w:val="0"/>
@@ -5872,6 +7404,7 @@
                 <w:kern w:val="0"/>
                 <w:sz w:val="22"/>
               </w:rPr>
+              <w:lastRenderedPageBreak/>
               <w:t xml:space="preserve">2. </w:t>
             </w:r>
             <w:r>
@@ -5905,6 +7438,7 @@
                 <w:kern w:val="0"/>
                 <w:sz w:val="22"/>
               </w:rPr>
+              <w:lastRenderedPageBreak/>
               <w:t>應能不受限制存取所有系統功能與模組。</w:t>
             </w:r>
           </w:p>
@@ -6375,7 +7909,8 @@
                 <w:b/>
                 <w:bCs/>
                 <w:kern w:val="0"/>
-                <w:sz w:val="22"/>
+                <w:sz w:val="16"/>
+                <w:szCs w:val="16"/>
               </w:rPr>
               <w:t>QRcode</w:t>
             </w:r>
@@ -6519,6 +8054,623 @@
               </w:rPr>
               <w:t>手機用戶掃描後，應能成功被引導並快速登入系統。</w:t>
             </w:r>
+          </w:p>
+        </w:tc>
+        <w:tc>
+          <w:tcPr>
+            <w:tcW w:w="693" w:type="dxa"/>
+          </w:tcPr>
+          <w:p>
+            <w:pPr>
+              <w:widowControl/>
+              <w:spacing w:afterLines="15" w:after="54" w:line="280" w:lineRule="exact"/>
+              <w:ind w:leftChars="15" w:left="36" w:rightChars="15" w:right="36"/>
+              <w:jc w:val="center"/>
+              <w:rPr>
+                <w:rFonts w:ascii="Times New Roman" w:eastAsia="微軟正黑體" w:hAnsi="Times New Roman" w:cs="新細明體"/>
+                <w:b/>
+                <w:bCs/>
+                <w:kern w:val="0"/>
+                <w:sz w:val="22"/>
+              </w:rPr>
+            </w:pPr>
+          </w:p>
+        </w:tc>
+      </w:tr>
+      <w:tr>
+        <w:tc>
+          <w:tcPr>
+            <w:tcW w:w="851" w:type="dxa"/>
+            <w:vMerge w:val="restart"/>
+            <w:vAlign w:val="center"/>
+          </w:tcPr>
+          <w:p>
+            <w:pPr>
+              <w:widowControl/>
+              <w:spacing w:afterLines="15" w:after="54" w:line="280" w:lineRule="exact"/>
+              <w:ind w:leftChars="15" w:left="36" w:rightChars="15" w:right="36"/>
+              <w:jc w:val="center"/>
+              <w:rPr>
+                <w:rFonts w:ascii="Times New Roman" w:eastAsia="微軟正黑體" w:hAnsi="Times New Roman" w:cs="新細明體"/>
+                <w:b/>
+                <w:bCs/>
+                <w:kern w:val="0"/>
+                <w:sz w:val="22"/>
+              </w:rPr>
+            </w:pPr>
+            <w:r>
+              <w:rPr>
+                <w:rFonts w:ascii="Times New Roman" w:eastAsia="微軟正黑體" w:hAnsi="Times New Roman" w:cs="新細明體" w:hint="eastAsia"/>
+                <w:b/>
+                <w:bCs/>
+                <w:kern w:val="0"/>
+                <w:sz w:val="22"/>
+              </w:rPr>
+              <w:t>教材主檔</w:t>
+            </w:r>
+          </w:p>
+        </w:tc>
+        <w:tc>
+          <w:tcPr>
+            <w:tcW w:w="1634" w:type="dxa"/>
+          </w:tcPr>
+          <w:p>
+            <w:pPr>
+              <w:widowControl/>
+              <w:spacing w:afterLines="15" w:after="54" w:line="280" w:lineRule="exact"/>
+              <w:ind w:leftChars="15" w:left="36" w:rightChars="15" w:right="36"/>
+              <w:rPr>
+                <w:rFonts w:ascii="Times New Roman" w:eastAsia="微軟正黑體" w:hAnsi="Times New Roman" w:cs="新細明體" w:hint="eastAsia"/>
+                <w:kern w:val="0"/>
+                <w:sz w:val="22"/>
+              </w:rPr>
+            </w:pPr>
+            <w:r>
+              <w:rPr>
+                <w:rFonts w:ascii="Times New Roman" w:eastAsia="微軟正黑體" w:hAnsi="Times New Roman" w:cs="新細明體" w:hint="eastAsia"/>
+                <w:color w:val="EE0000"/>
+                <w:kern w:val="0"/>
+                <w:sz w:val="22"/>
+              </w:rPr>
+              <w:t>教材類型</w:t>
+            </w:r>
+          </w:p>
+        </w:tc>
+        <w:tc>
+          <w:tcPr>
+            <w:tcW w:w="3442" w:type="dxa"/>
+          </w:tcPr>
+          <w:p>
+            <w:pPr>
+              <w:pStyle w:val="a8"/>
+              <w:widowControl/>
+              <w:numPr>
+                <w:ilvl w:val="0"/>
+                <w:numId w:val="14"/>
+              </w:numPr>
+              <w:spacing w:afterLines="15" w:after="54" w:line="280" w:lineRule="exact"/>
+              <w:ind w:leftChars="0" w:left="243" w:rightChars="15" w:right="36" w:hanging="207"/>
+              <w:rPr>
+                <w:rFonts w:ascii="Times New Roman" w:eastAsia="微軟正黑體" w:hAnsi="Times New Roman" w:cs="新細明體"/>
+                <w:kern w:val="0"/>
+                <w:sz w:val="22"/>
+              </w:rPr>
+            </w:pPr>
+            <w:r>
+              <w:rPr>
+                <w:rFonts w:ascii="Times New Roman" w:eastAsia="微軟正黑體" w:hAnsi="Times New Roman" w:cs="新細明體" w:hint="eastAsia"/>
+                <w:kern w:val="0"/>
+                <w:sz w:val="22"/>
+              </w:rPr>
+              <w:t>新增教材類型</w:t>
+            </w:r>
+          </w:p>
+          <w:p>
+            <w:pPr>
+              <w:pStyle w:val="a8"/>
+              <w:widowControl/>
+              <w:numPr>
+                <w:ilvl w:val="0"/>
+                <w:numId w:val="14"/>
+              </w:numPr>
+              <w:spacing w:afterLines="15" w:after="54" w:line="280" w:lineRule="exact"/>
+              <w:ind w:leftChars="0" w:left="243" w:rightChars="15" w:right="36" w:hanging="207"/>
+              <w:rPr>
+                <w:rFonts w:ascii="Times New Roman" w:eastAsia="微軟正黑體" w:hAnsi="Times New Roman" w:cs="新細明體"/>
+                <w:kern w:val="0"/>
+                <w:sz w:val="22"/>
+              </w:rPr>
+            </w:pPr>
+            <w:r>
+              <w:rPr>
+                <w:rFonts w:ascii="Times New Roman" w:eastAsia="微軟正黑體" w:hAnsi="Times New Roman" w:cs="新細明體" w:hint="eastAsia"/>
+                <w:kern w:val="0"/>
+                <w:sz w:val="22"/>
+              </w:rPr>
+              <w:t>編輯教材類型</w:t>
+            </w:r>
+          </w:p>
+          <w:p>
+            <w:pPr>
+              <w:pStyle w:val="a8"/>
+              <w:widowControl/>
+              <w:numPr>
+                <w:ilvl w:val="0"/>
+                <w:numId w:val="14"/>
+              </w:numPr>
+              <w:spacing w:afterLines="15" w:after="54" w:line="280" w:lineRule="exact"/>
+              <w:ind w:leftChars="0" w:left="243" w:rightChars="15" w:right="36" w:hanging="207"/>
+              <w:rPr>
+                <w:rFonts w:ascii="Times New Roman" w:eastAsia="微軟正黑體" w:hAnsi="Times New Roman" w:cs="新細明體"/>
+                <w:kern w:val="0"/>
+                <w:sz w:val="22"/>
+              </w:rPr>
+            </w:pPr>
+            <w:r>
+              <w:rPr>
+                <w:rFonts w:ascii="Times New Roman" w:eastAsia="微軟正黑體" w:hAnsi="Times New Roman" w:cs="新細明體" w:hint="eastAsia"/>
+                <w:kern w:val="0"/>
+                <w:sz w:val="22"/>
+              </w:rPr>
+              <w:t>刪除教材類型</w:t>
+            </w:r>
+          </w:p>
+        </w:tc>
+        <w:tc>
+          <w:tcPr>
+            <w:tcW w:w="3579" w:type="dxa"/>
+          </w:tcPr>
+          <w:p>
+            <w:pPr>
+              <w:widowControl/>
+              <w:spacing w:afterLines="15" w:after="54" w:line="280" w:lineRule="exact"/>
+              <w:ind w:leftChars="15" w:left="36" w:rightChars="15" w:right="36"/>
+              <w:rPr>
+                <w:rFonts w:ascii="Times New Roman" w:eastAsia="微軟正黑體" w:hAnsi="Times New Roman" w:cs="新細明體"/>
+                <w:kern w:val="0"/>
+                <w:sz w:val="22"/>
+              </w:rPr>
+            </w:pPr>
+            <w:r>
+              <w:rPr>
+                <w:rFonts w:ascii="Times New Roman" w:eastAsia="微軟正黑體" w:hAnsi="Times New Roman" w:cs="新細明體"/>
+                <w:kern w:val="0"/>
+                <w:sz w:val="22"/>
+              </w:rPr>
+              <w:t>系統應能依據</w:t>
+            </w:r>
+            <w:r>
+              <w:rPr>
+                <w:rFonts w:ascii="Times New Roman" w:eastAsia="微軟正黑體" w:hAnsi="Times New Roman" w:cs="新細明體" w:hint="eastAsia"/>
+                <w:kern w:val="0"/>
+                <w:sz w:val="22"/>
+              </w:rPr>
+              <w:t>所進行之操作</w:t>
+            </w:r>
+            <w:r>
+              <w:rPr>
+                <w:rFonts w:ascii="Times New Roman" w:eastAsia="微軟正黑體" w:hAnsi="Times New Roman" w:cs="新細明體" w:hint="eastAsia"/>
+                <w:kern w:val="0"/>
+                <w:sz w:val="22"/>
+              </w:rPr>
+              <w:t>完成</w:t>
+            </w:r>
+            <w:r>
+              <w:rPr>
+                <w:rFonts w:ascii="Times New Roman" w:eastAsia="微軟正黑體" w:hAnsi="Times New Roman" w:cs="新細明體" w:hint="eastAsia"/>
+                <w:kern w:val="0"/>
+                <w:sz w:val="22"/>
+              </w:rPr>
+              <w:t>作業</w:t>
+            </w:r>
+          </w:p>
+        </w:tc>
+        <w:tc>
+          <w:tcPr>
+            <w:tcW w:w="693" w:type="dxa"/>
+          </w:tcPr>
+          <w:p>
+            <w:pPr>
+              <w:widowControl/>
+              <w:spacing w:afterLines="15" w:after="54" w:line="280" w:lineRule="exact"/>
+              <w:ind w:leftChars="15" w:left="36" w:rightChars="15" w:right="36"/>
+              <w:jc w:val="center"/>
+              <w:rPr>
+                <w:rFonts w:ascii="Times New Roman" w:eastAsia="微軟正黑體" w:hAnsi="Times New Roman" w:cs="新細明體"/>
+                <w:b/>
+                <w:bCs/>
+                <w:kern w:val="0"/>
+                <w:sz w:val="22"/>
+              </w:rPr>
+            </w:pPr>
+          </w:p>
+        </w:tc>
+      </w:tr>
+      <w:tr>
+        <w:tc>
+          <w:tcPr>
+            <w:tcW w:w="851" w:type="dxa"/>
+            <w:vMerge/>
+            <w:vAlign w:val="center"/>
+          </w:tcPr>
+          <w:p>
+            <w:pPr>
+              <w:widowControl/>
+              <w:spacing w:afterLines="15" w:after="54" w:line="280" w:lineRule="exact"/>
+              <w:ind w:leftChars="15" w:left="36" w:rightChars="15" w:right="36"/>
+              <w:jc w:val="center"/>
+              <w:rPr>
+                <w:rFonts w:ascii="Times New Roman" w:eastAsia="微軟正黑體" w:hAnsi="Times New Roman" w:cs="新細明體" w:hint="eastAsia"/>
+                <w:b/>
+                <w:bCs/>
+                <w:kern w:val="0"/>
+                <w:sz w:val="22"/>
+              </w:rPr>
+            </w:pPr>
+          </w:p>
+        </w:tc>
+        <w:tc>
+          <w:tcPr>
+            <w:tcW w:w="1634" w:type="dxa"/>
+          </w:tcPr>
+          <w:p>
+            <w:pPr>
+              <w:widowControl/>
+              <w:spacing w:afterLines="15" w:after="54" w:line="280" w:lineRule="exact"/>
+              <w:ind w:leftChars="15" w:left="36" w:rightChars="15" w:right="36"/>
+              <w:rPr>
+                <w:rFonts w:ascii="Times New Roman" w:eastAsia="微軟正黑體" w:hAnsi="Times New Roman" w:cs="新細明體" w:hint="eastAsia"/>
+                <w:kern w:val="0"/>
+                <w:sz w:val="22"/>
+              </w:rPr>
+            </w:pPr>
+            <w:r>
+              <w:rPr>
+                <w:rFonts w:ascii="Times New Roman" w:eastAsia="微軟正黑體" w:hAnsi="Times New Roman" w:cs="新細明體" w:hint="eastAsia"/>
+                <w:color w:val="EE0000"/>
+                <w:kern w:val="0"/>
+                <w:sz w:val="22"/>
+              </w:rPr>
+              <w:t>檔案格式</w:t>
+            </w:r>
+          </w:p>
+        </w:tc>
+        <w:tc>
+          <w:tcPr>
+            <w:tcW w:w="3442" w:type="dxa"/>
+          </w:tcPr>
+          <w:p>
+            <w:pPr>
+              <w:pStyle w:val="a8"/>
+              <w:widowControl/>
+              <w:numPr>
+                <w:ilvl w:val="0"/>
+                <w:numId w:val="15"/>
+              </w:numPr>
+              <w:spacing w:afterLines="15" w:after="54" w:line="280" w:lineRule="exact"/>
+              <w:ind w:leftChars="0" w:left="243" w:rightChars="15" w:right="36" w:hanging="207"/>
+              <w:rPr>
+                <w:rFonts w:ascii="Times New Roman" w:eastAsia="微軟正黑體" w:hAnsi="Times New Roman" w:cs="新細明體"/>
+                <w:kern w:val="0"/>
+                <w:sz w:val="22"/>
+              </w:rPr>
+            </w:pPr>
+            <w:r>
+              <w:rPr>
+                <w:rFonts w:ascii="Times New Roman" w:eastAsia="微軟正黑體" w:hAnsi="Times New Roman" w:cs="新細明體" w:hint="eastAsia"/>
+                <w:kern w:val="0"/>
+                <w:sz w:val="22"/>
+              </w:rPr>
+              <w:t>新增</w:t>
+            </w:r>
+            <w:r>
+              <w:rPr>
+                <w:rFonts w:ascii="Times New Roman" w:eastAsia="微軟正黑體" w:hAnsi="Times New Roman" w:cs="新細明體" w:hint="eastAsia"/>
+                <w:kern w:val="0"/>
+                <w:sz w:val="22"/>
+              </w:rPr>
+              <w:t>允許檔案格式</w:t>
+            </w:r>
+          </w:p>
+          <w:p>
+            <w:pPr>
+              <w:pStyle w:val="a8"/>
+              <w:widowControl/>
+              <w:numPr>
+                <w:ilvl w:val="0"/>
+                <w:numId w:val="15"/>
+              </w:numPr>
+              <w:spacing w:afterLines="15" w:after="54" w:line="280" w:lineRule="exact"/>
+              <w:ind w:leftChars="0" w:left="243" w:rightChars="15" w:right="36" w:hanging="207"/>
+              <w:rPr>
+                <w:rFonts w:ascii="Times New Roman" w:eastAsia="微軟正黑體" w:hAnsi="Times New Roman" w:cs="新細明體"/>
+                <w:kern w:val="0"/>
+                <w:sz w:val="22"/>
+              </w:rPr>
+            </w:pPr>
+            <w:r>
+              <w:rPr>
+                <w:rFonts w:ascii="Times New Roman" w:eastAsia="微軟正黑體" w:hAnsi="Times New Roman" w:cs="新細明體" w:hint="eastAsia"/>
+                <w:kern w:val="0"/>
+                <w:sz w:val="22"/>
+              </w:rPr>
+              <w:t>編輯允許檔案格式</w:t>
+            </w:r>
+          </w:p>
+          <w:p>
+            <w:pPr>
+              <w:pStyle w:val="a8"/>
+              <w:widowControl/>
+              <w:numPr>
+                <w:ilvl w:val="0"/>
+                <w:numId w:val="15"/>
+              </w:numPr>
+              <w:spacing w:afterLines="15" w:after="54" w:line="280" w:lineRule="exact"/>
+              <w:ind w:leftChars="0" w:left="243" w:rightChars="15" w:right="36" w:hanging="207"/>
+              <w:rPr>
+                <w:rFonts w:ascii="Times New Roman" w:eastAsia="微軟正黑體" w:hAnsi="Times New Roman" w:cs="新細明體" w:hint="eastAsia"/>
+                <w:kern w:val="0"/>
+                <w:sz w:val="22"/>
+              </w:rPr>
+            </w:pPr>
+            <w:r>
+              <w:rPr>
+                <w:rFonts w:ascii="Times New Roman" w:eastAsia="微軟正黑體" w:hAnsi="Times New Roman" w:cs="新細明體" w:hint="eastAsia"/>
+                <w:kern w:val="0"/>
+                <w:sz w:val="22"/>
+              </w:rPr>
+              <w:t>刪除允許檔案格式</w:t>
+            </w:r>
+          </w:p>
+        </w:tc>
+        <w:tc>
+          <w:tcPr>
+            <w:tcW w:w="3579" w:type="dxa"/>
+          </w:tcPr>
+          <w:p>
+            <w:pPr>
+              <w:widowControl/>
+              <w:spacing w:afterLines="15" w:after="54" w:line="280" w:lineRule="exact"/>
+              <w:ind w:leftChars="15" w:left="36" w:rightChars="15" w:right="36"/>
+              <w:rPr>
+                <w:rFonts w:ascii="Times New Roman" w:eastAsia="微軟正黑體" w:hAnsi="Times New Roman" w:cs="新細明體"/>
+                <w:kern w:val="0"/>
+                <w:sz w:val="22"/>
+              </w:rPr>
+            </w:pPr>
+            <w:r>
+              <w:rPr>
+                <w:rFonts w:ascii="Times New Roman" w:eastAsia="微軟正黑體" w:hAnsi="Times New Roman" w:cs="新細明體"/>
+                <w:kern w:val="0"/>
+                <w:sz w:val="22"/>
+              </w:rPr>
+              <w:t>系統應能依據</w:t>
+            </w:r>
+            <w:r>
+              <w:rPr>
+                <w:rFonts w:ascii="Times New Roman" w:eastAsia="微軟正黑體" w:hAnsi="Times New Roman" w:cs="新細明體" w:hint="eastAsia"/>
+                <w:kern w:val="0"/>
+                <w:sz w:val="22"/>
+              </w:rPr>
+              <w:t>所進行之操作完成作業</w:t>
+            </w:r>
+          </w:p>
+        </w:tc>
+        <w:tc>
+          <w:tcPr>
+            <w:tcW w:w="693" w:type="dxa"/>
+          </w:tcPr>
+          <w:p>
+            <w:pPr>
+              <w:widowControl/>
+              <w:spacing w:afterLines="15" w:after="54" w:line="280" w:lineRule="exact"/>
+              <w:ind w:leftChars="15" w:left="36" w:rightChars="15" w:right="36"/>
+              <w:jc w:val="center"/>
+              <w:rPr>
+                <w:rFonts w:ascii="Times New Roman" w:eastAsia="微軟正黑體" w:hAnsi="Times New Roman" w:cs="新細明體"/>
+                <w:b/>
+                <w:bCs/>
+                <w:kern w:val="0"/>
+                <w:sz w:val="22"/>
+              </w:rPr>
+            </w:pPr>
+          </w:p>
+        </w:tc>
+      </w:tr>
+      <w:tr>
+        <w:tc>
+          <w:tcPr>
+            <w:tcW w:w="851" w:type="dxa"/>
+            <w:vAlign w:val="center"/>
+          </w:tcPr>
+          <w:p>
+            <w:pPr>
+              <w:widowControl/>
+              <w:spacing w:afterLines="15" w:after="54" w:line="280" w:lineRule="exact"/>
+              <w:ind w:leftChars="15" w:left="36" w:rightChars="15" w:right="36"/>
+              <w:jc w:val="center"/>
+              <w:rPr>
+                <w:rFonts w:ascii="Times New Roman" w:eastAsia="微軟正黑體" w:hAnsi="Times New Roman" w:cs="新細明體" w:hint="eastAsia"/>
+                <w:b/>
+                <w:bCs/>
+                <w:kern w:val="0"/>
+                <w:sz w:val="22"/>
+              </w:rPr>
+            </w:pPr>
+            <w:r>
+              <w:rPr>
+                <w:rFonts w:ascii="Times New Roman" w:eastAsia="微軟正黑體" w:hAnsi="Times New Roman" w:cs="新細明體" w:hint="eastAsia"/>
+                <w:b/>
+                <w:bCs/>
+                <w:kern w:val="0"/>
+                <w:sz w:val="22"/>
+              </w:rPr>
+              <w:t>排程備份管理</w:t>
+            </w:r>
+          </w:p>
+        </w:tc>
+        <w:tc>
+          <w:tcPr>
+            <w:tcW w:w="1634" w:type="dxa"/>
+          </w:tcPr>
+          <w:p>
+            <w:pPr>
+              <w:widowControl/>
+              <w:spacing w:afterLines="15" w:after="54" w:line="280" w:lineRule="exact"/>
+              <w:ind w:leftChars="15" w:left="36" w:rightChars="15" w:right="36"/>
+              <w:rPr>
+                <w:rFonts w:ascii="Times New Roman" w:eastAsia="微軟正黑體" w:hAnsi="Times New Roman" w:cs="新細明體" w:hint="eastAsia"/>
+                <w:kern w:val="0"/>
+                <w:sz w:val="22"/>
+              </w:rPr>
+            </w:pPr>
+            <w:r>
+              <w:rPr>
+                <w:rFonts w:ascii="Times New Roman" w:eastAsia="微軟正黑體" w:hAnsi="Times New Roman" w:cs="新細明體" w:hint="eastAsia"/>
+                <w:color w:val="EE0000"/>
+                <w:kern w:val="0"/>
+                <w:sz w:val="22"/>
+              </w:rPr>
+              <w:t>排程備份管理</w:t>
+            </w:r>
+          </w:p>
+        </w:tc>
+        <w:tc>
+          <w:tcPr>
+            <w:tcW w:w="3442" w:type="dxa"/>
+          </w:tcPr>
+          <w:p>
+            <w:pPr>
+              <w:pStyle w:val="a8"/>
+              <w:widowControl/>
+              <w:numPr>
+                <w:ilvl w:val="0"/>
+                <w:numId w:val="16"/>
+              </w:numPr>
+              <w:spacing w:afterLines="15" w:after="54" w:line="280" w:lineRule="exact"/>
+              <w:ind w:leftChars="0" w:left="243" w:rightChars="15" w:right="36" w:hanging="207"/>
+              <w:rPr>
+                <w:rFonts w:ascii="Times New Roman" w:eastAsia="微軟正黑體" w:hAnsi="Times New Roman" w:cs="新細明體"/>
+                <w:kern w:val="0"/>
+                <w:sz w:val="22"/>
+              </w:rPr>
+            </w:pPr>
+            <w:r>
+              <w:rPr>
+                <w:rFonts w:ascii="Times New Roman" w:eastAsia="微軟正黑體" w:hAnsi="Times New Roman" w:cs="新細明體" w:hint="eastAsia"/>
+                <w:kern w:val="0"/>
+                <w:sz w:val="22"/>
+              </w:rPr>
+              <w:t>啟用</w:t>
+            </w:r>
+            <w:r>
+              <w:rPr>
+                <w:rFonts w:ascii="Times New Roman" w:eastAsia="微軟正黑體" w:hAnsi="Times New Roman" w:cs="新細明體" w:hint="eastAsia"/>
+                <w:kern w:val="0"/>
+                <w:sz w:val="22"/>
+              </w:rPr>
+              <w:t>/</w:t>
+            </w:r>
+            <w:r>
+              <w:rPr>
+                <w:rFonts w:ascii="Times New Roman" w:eastAsia="微軟正黑體" w:hAnsi="Times New Roman" w:cs="新細明體" w:hint="eastAsia"/>
+                <w:kern w:val="0"/>
+                <w:sz w:val="22"/>
+              </w:rPr>
+              <w:t>停用排程備份</w:t>
+            </w:r>
+          </w:p>
+          <w:p>
+            <w:pPr>
+              <w:pStyle w:val="a8"/>
+              <w:widowControl/>
+              <w:numPr>
+                <w:ilvl w:val="0"/>
+                <w:numId w:val="16"/>
+              </w:numPr>
+              <w:spacing w:afterLines="15" w:after="54" w:line="280" w:lineRule="exact"/>
+              <w:ind w:leftChars="0" w:left="243" w:rightChars="15" w:right="36" w:hanging="207"/>
+              <w:rPr>
+                <w:rFonts w:ascii="Times New Roman" w:eastAsia="微軟正黑體" w:hAnsi="Times New Roman" w:cs="新細明體"/>
+                <w:kern w:val="0"/>
+                <w:sz w:val="22"/>
+              </w:rPr>
+            </w:pPr>
+            <w:r>
+              <w:rPr>
+                <w:rFonts w:ascii="Times New Roman" w:eastAsia="微軟正黑體" w:hAnsi="Times New Roman" w:cs="新細明體" w:hint="eastAsia"/>
+                <w:kern w:val="0"/>
+                <w:sz w:val="22"/>
+              </w:rPr>
+              <w:t>設定排程備份行程</w:t>
+            </w:r>
+          </w:p>
+          <w:p>
+            <w:pPr>
+              <w:pStyle w:val="a8"/>
+              <w:widowControl/>
+              <w:numPr>
+                <w:ilvl w:val="0"/>
+                <w:numId w:val="16"/>
+              </w:numPr>
+              <w:spacing w:afterLines="15" w:after="54" w:line="280" w:lineRule="exact"/>
+              <w:ind w:leftChars="0" w:left="243" w:rightChars="15" w:right="36" w:hanging="207"/>
+              <w:rPr>
+                <w:rFonts w:ascii="Times New Roman" w:eastAsia="微軟正黑體" w:hAnsi="Times New Roman" w:cs="新細明體"/>
+                <w:kern w:val="0"/>
+                <w:sz w:val="22"/>
+              </w:rPr>
+            </w:pPr>
+            <w:r>
+              <w:rPr>
+                <w:rFonts w:ascii="Times New Roman" w:eastAsia="微軟正黑體" w:hAnsi="Times New Roman" w:cs="新細明體" w:hint="eastAsia"/>
+                <w:kern w:val="0"/>
+                <w:sz w:val="22"/>
+              </w:rPr>
+              <w:t>檢視備份記錄</w:t>
+            </w:r>
+          </w:p>
+          <w:p>
+            <w:pPr>
+              <w:pStyle w:val="a8"/>
+              <w:widowControl/>
+              <w:numPr>
+                <w:ilvl w:val="0"/>
+                <w:numId w:val="16"/>
+              </w:numPr>
+              <w:spacing w:afterLines="15" w:after="54" w:line="280" w:lineRule="exact"/>
+              <w:ind w:leftChars="0" w:left="243" w:rightChars="15" w:right="36" w:hanging="207"/>
+              <w:rPr>
+                <w:rFonts w:ascii="Times New Roman" w:eastAsia="微軟正黑體" w:hAnsi="Times New Roman" w:cs="新細明體" w:hint="eastAsia"/>
+                <w:kern w:val="0"/>
+                <w:sz w:val="22"/>
+              </w:rPr>
+            </w:pPr>
+            <w:r>
+              <w:rPr>
+                <w:rFonts w:ascii="Times New Roman" w:eastAsia="微軟正黑體" w:hAnsi="Times New Roman" w:cs="新細明體" w:hint="eastAsia"/>
+                <w:kern w:val="0"/>
+                <w:sz w:val="22"/>
+              </w:rPr>
+              <w:t>刪除備份記錄</w:t>
+            </w:r>
+          </w:p>
+        </w:tc>
+        <w:tc>
+          <w:tcPr>
+            <w:tcW w:w="3579" w:type="dxa"/>
+          </w:tcPr>
+          <w:p>
+            <w:pPr>
+              <w:widowControl/>
+              <w:spacing w:afterLines="15" w:after="54" w:line="280" w:lineRule="exact"/>
+              <w:ind w:leftChars="15" w:left="36" w:rightChars="15" w:right="36"/>
+              <w:rPr>
+                <w:rFonts w:ascii="Times New Roman" w:eastAsia="微軟正黑體" w:hAnsi="Times New Roman" w:cs="新細明體"/>
+                <w:kern w:val="0"/>
+                <w:sz w:val="22"/>
+              </w:rPr>
+            </w:pPr>
           </w:p>
         </w:tc>
         <w:tc>
@@ -6662,6 +8814,184 @@
 <file path=word/numbering.xml><?xml version="1.0" encoding="utf-8"?>
 <w:numbering xmlns:wpc="http://schemas.microsoft.com/office/word/2010/wordprocessingCanvas" xmlns:cx="http://schemas.microsoft.com/office/drawing/2014/chartex" xmlns:cx1="http://schemas.microsoft.com/office/drawing/2015/9/8/chartex" xmlns:cx2="http://schemas.microsoft.com/office/drawing/2015/10/21/chartex" xmlns:cx3="http://schemas.microsoft.com/office/drawing/2016/5/9/chartex" xmlns:cx4="http://schemas.microsoft.com/office/drawing/2016/5/10/chartex" xmlns:cx5="http://schemas.microsoft.com/office/drawing/2016/5/11/chartex" xmlns:cx6="http://schemas.microsoft.com/office/drawing/2016/5/12/chartex" xmlns:cx7="http://schemas.microsoft.com/office/drawing/2016/5/13/chartex" xmlns:cx8="http://schemas.microsoft.com/office/drawing/2016/5/14/chartex" xmlns:mc="http://schemas.openxmlformats.org/markup-compatibility/2006" xmlns:m="http://schemas.openxmlformats.org/officeDocument/2006/math" xmlns:aink="http://schemas.microsoft.com/office/drawing/2016/ink" xmlns:am3d="http://schemas.microsoft.com/office/drawing/2017/model3d" xmlns:oel="http://schemas.microsoft.com/office/2019/extlst" xmlns:r="http://schemas.openxmlformats.org/officeDocument/2006/relationships" xmlns:wp14="http://schemas.microsoft.com/office/word/2010/wordprocessingDrawing" xmlns:wp="http://schemas.openxmlformats.org/drawingml/2006/wordprocessingDrawing" xmlns:wpg="http://schemas.microsoft.com/office/word/2010/wordprocessingGroup" xmlns:wpi="http://schemas.microsoft.com/office/word/2010/wordprocessingInk" xmlns:wps="http://schemas.microsoft.com/office/word/2010/wordprocessingShape" xmlns:o="urn:schemas-microsoft-com:office:office" xmlns:v="urn:schemas-microsoft-com:vml" xmlns:w10="urn:schemas-microsoft-com:office:word" xmlns:w="http://schemas.openxmlformats.org/wordprocessingml/2006/main" xmlns:w14="http://schemas.microsoft.com/office/word/2010/wordml" xmlns:w15="http://schemas.microsoft.com/office/word/2012/wordml" xmlns:w16cex="http://schemas.microsoft.com/office/word/2018/wordml/cex" xmlns:w16cid="http://schemas.microsoft.com/office/word/2016/wordml/cid" xmlns:w16="http://schemas.microsoft.com/office/word/2018/wordml" xmlns:w16sdtdh="http://schemas.microsoft.com/office/word/2020/wordml/sdtdatahash" xmlns:w16sdtfl="http://schemas.microsoft.com/office/word/2024/wordml/sdtformatlock" xmlns:w16se="http://schemas.microsoft.com/office/word/2015/wordml/symex" xmlns:w16du="http://schemas.microsoft.com/office/word/2023/wordml/word16du" xmlns:wne="http://schemas.microsoft.com/office/word/2006/wordml" mc:Ignorable="w14 w15 w16se w16cid w16 w16cex w16sdtdh w16sdtfl w16du wp14">
   <w:abstractNum w:abstractNumId="0" w15:restartNumberingAfterBreak="0">
+    <w:nsid w:val="17BA76BB"/>
+    <w:multiLevelType w:val="hybridMultilevel"/>
+    <w:tmpl w:val="33E895E8"/>
+    <w:lvl w:ilvl="0" w:tplc="FFFFFFFF">
+      <w:start w:val="1"/>
+      <w:numFmt w:val="decimal"/>
+      <w:lvlText w:val="%1."/>
+      <w:lvlJc w:val="left"/>
+      <w:pPr>
+        <w:ind w:left="396" w:hanging="360"/>
+      </w:pPr>
+      <w:rPr>
+        <w:rFonts w:hint="default"/>
+      </w:rPr>
+    </w:lvl>
+    <w:lvl w:ilvl="1" w:tplc="FFFFFFFF" w:tentative="1">
+      <w:start w:val="1"/>
+      <w:numFmt w:val="ideographTraditional"/>
+      <w:lvlText w:val="%2、"/>
+      <w:lvlJc w:val="left"/>
+      <w:pPr>
+        <w:ind w:left="996" w:hanging="480"/>
+      </w:pPr>
+    </w:lvl>
+    <w:lvl w:ilvl="2" w:tplc="FFFFFFFF" w:tentative="1">
+      <w:start w:val="1"/>
+      <w:numFmt w:val="lowerRoman"/>
+      <w:lvlText w:val="%3."/>
+      <w:lvlJc w:val="right"/>
+      <w:pPr>
+        <w:ind w:left="1476" w:hanging="480"/>
+      </w:pPr>
+    </w:lvl>
+    <w:lvl w:ilvl="3" w:tplc="FFFFFFFF" w:tentative="1">
+      <w:start w:val="1"/>
+      <w:numFmt w:val="decimal"/>
+      <w:lvlText w:val="%4."/>
+      <w:lvlJc w:val="left"/>
+      <w:pPr>
+        <w:ind w:left="1956" w:hanging="480"/>
+      </w:pPr>
+    </w:lvl>
+    <w:lvl w:ilvl="4" w:tplc="FFFFFFFF" w:tentative="1">
+      <w:start w:val="1"/>
+      <w:numFmt w:val="ideographTraditional"/>
+      <w:lvlText w:val="%5、"/>
+      <w:lvlJc w:val="left"/>
+      <w:pPr>
+        <w:ind w:left="2436" w:hanging="480"/>
+      </w:pPr>
+    </w:lvl>
+    <w:lvl w:ilvl="5" w:tplc="FFFFFFFF" w:tentative="1">
+      <w:start w:val="1"/>
+      <w:numFmt w:val="lowerRoman"/>
+      <w:lvlText w:val="%6."/>
+      <w:lvlJc w:val="right"/>
+      <w:pPr>
+        <w:ind w:left="2916" w:hanging="480"/>
+      </w:pPr>
+    </w:lvl>
+    <w:lvl w:ilvl="6" w:tplc="FFFFFFFF" w:tentative="1">
+      <w:start w:val="1"/>
+      <w:numFmt w:val="decimal"/>
+      <w:lvlText w:val="%7."/>
+      <w:lvlJc w:val="left"/>
+      <w:pPr>
+        <w:ind w:left="3396" w:hanging="480"/>
+      </w:pPr>
+    </w:lvl>
+    <w:lvl w:ilvl="7" w:tplc="FFFFFFFF" w:tentative="1">
+      <w:start w:val="1"/>
+      <w:numFmt w:val="ideographTraditional"/>
+      <w:lvlText w:val="%8、"/>
+      <w:lvlJc w:val="left"/>
+      <w:pPr>
+        <w:ind w:left="3876" w:hanging="480"/>
+      </w:pPr>
+    </w:lvl>
+    <w:lvl w:ilvl="8" w:tplc="FFFFFFFF" w:tentative="1">
+      <w:start w:val="1"/>
+      <w:numFmt w:val="lowerRoman"/>
+      <w:lvlText w:val="%9."/>
+      <w:lvlJc w:val="right"/>
+      <w:pPr>
+        <w:ind w:left="4356" w:hanging="480"/>
+      </w:pPr>
+    </w:lvl>
+  </w:abstractNum>
+  <w:abstractNum w:abstractNumId="1" w15:restartNumberingAfterBreak="0">
+    <w:nsid w:val="22664C2F"/>
+    <w:multiLevelType w:val="hybridMultilevel"/>
+    <w:tmpl w:val="DF8CB532"/>
+    <w:lvl w:ilvl="0" w:tplc="C6E25770">
+      <w:start w:val="1"/>
+      <w:numFmt w:val="decimal"/>
+      <w:lvlText w:val="%1."/>
+      <w:lvlJc w:val="left"/>
+      <w:pPr>
+        <w:ind w:left="396" w:hanging="360"/>
+      </w:pPr>
+      <w:rPr>
+        <w:rFonts w:hint="default"/>
+      </w:rPr>
+    </w:lvl>
+    <w:lvl w:ilvl="1" w:tplc="04090019" w:tentative="1">
+      <w:start w:val="1"/>
+      <w:numFmt w:val="ideographTraditional"/>
+      <w:lvlText w:val="%2、"/>
+      <w:lvlJc w:val="left"/>
+      <w:pPr>
+        <w:ind w:left="996" w:hanging="480"/>
+      </w:pPr>
+    </w:lvl>
+    <w:lvl w:ilvl="2" w:tplc="0409001B" w:tentative="1">
+      <w:start w:val="1"/>
+      <w:numFmt w:val="lowerRoman"/>
+      <w:lvlText w:val="%3."/>
+      <w:lvlJc w:val="right"/>
+      <w:pPr>
+        <w:ind w:left="1476" w:hanging="480"/>
+      </w:pPr>
+    </w:lvl>
+    <w:lvl w:ilvl="3" w:tplc="0409000F" w:tentative="1">
+      <w:start w:val="1"/>
+      <w:numFmt w:val="decimal"/>
+      <w:lvlText w:val="%4."/>
+      <w:lvlJc w:val="left"/>
+      <w:pPr>
+        <w:ind w:left="1956" w:hanging="480"/>
+      </w:pPr>
+    </w:lvl>
+    <w:lvl w:ilvl="4" w:tplc="04090019" w:tentative="1">
+      <w:start w:val="1"/>
+      <w:numFmt w:val="ideographTraditional"/>
+      <w:lvlText w:val="%5、"/>
+      <w:lvlJc w:val="left"/>
+      <w:pPr>
+        <w:ind w:left="2436" w:hanging="480"/>
+      </w:pPr>
+    </w:lvl>
+    <w:lvl w:ilvl="5" w:tplc="0409001B" w:tentative="1">
+      <w:start w:val="1"/>
+      <w:numFmt w:val="lowerRoman"/>
+      <w:lvlText w:val="%6."/>
+      <w:lvlJc w:val="right"/>
+      <w:pPr>
+        <w:ind w:left="2916" w:hanging="480"/>
+      </w:pPr>
+    </w:lvl>
+    <w:lvl w:ilvl="6" w:tplc="0409000F" w:tentative="1">
+      <w:start w:val="1"/>
+      <w:numFmt w:val="decimal"/>
+      <w:lvlText w:val="%7."/>
+      <w:lvlJc w:val="left"/>
+      <w:pPr>
+        <w:ind w:left="3396" w:hanging="480"/>
+      </w:pPr>
+    </w:lvl>
+    <w:lvl w:ilvl="7" w:tplc="04090019" w:tentative="1">
+      <w:start w:val="1"/>
+      <w:numFmt w:val="ideographTraditional"/>
+      <w:lvlText w:val="%8、"/>
+      <w:lvlJc w:val="left"/>
+      <w:pPr>
+        <w:ind w:left="3876" w:hanging="480"/>
+      </w:pPr>
+    </w:lvl>
+    <w:lvl w:ilvl="8" w:tplc="0409001B" w:tentative="1">
+      <w:start w:val="1"/>
+      <w:numFmt w:val="lowerRoman"/>
+      <w:lvlText w:val="%9."/>
+      <w:lvlJc w:val="right"/>
+      <w:pPr>
+        <w:ind w:left="4356" w:hanging="480"/>
+      </w:pPr>
+    </w:lvl>
+  </w:abstractNum>
+  <w:abstractNum w:abstractNumId="2" w15:restartNumberingAfterBreak="0">
     <w:nsid w:val="33865BB1"/>
     <w:multiLevelType w:val="multilevel"/>
     <w:tmpl w:val="DA2077E6"/>
@@ -6810,7 +9140,96 @@
       </w:rPr>
     </w:lvl>
   </w:abstractNum>
-  <w:abstractNum w:abstractNumId="1" w15:restartNumberingAfterBreak="0">
+  <w:abstractNum w:abstractNumId="3" w15:restartNumberingAfterBreak="0">
+    <w:nsid w:val="41104911"/>
+    <w:multiLevelType w:val="hybridMultilevel"/>
+    <w:tmpl w:val="369677A6"/>
+    <w:lvl w:ilvl="0" w:tplc="C6E25770">
+      <w:start w:val="1"/>
+      <w:numFmt w:val="decimal"/>
+      <w:lvlText w:val="%1."/>
+      <w:lvlJc w:val="left"/>
+      <w:pPr>
+        <w:ind w:left="396" w:hanging="360"/>
+      </w:pPr>
+      <w:rPr>
+        <w:rFonts w:hint="default"/>
+      </w:rPr>
+    </w:lvl>
+    <w:lvl w:ilvl="1" w:tplc="04090019" w:tentative="1">
+      <w:start w:val="1"/>
+      <w:numFmt w:val="ideographTraditional"/>
+      <w:lvlText w:val="%2、"/>
+      <w:lvlJc w:val="left"/>
+      <w:pPr>
+        <w:ind w:left="996" w:hanging="480"/>
+      </w:pPr>
+    </w:lvl>
+    <w:lvl w:ilvl="2" w:tplc="0409001B" w:tentative="1">
+      <w:start w:val="1"/>
+      <w:numFmt w:val="lowerRoman"/>
+      <w:lvlText w:val="%3."/>
+      <w:lvlJc w:val="right"/>
+      <w:pPr>
+        <w:ind w:left="1476" w:hanging="480"/>
+      </w:pPr>
+    </w:lvl>
+    <w:lvl w:ilvl="3" w:tplc="0409000F" w:tentative="1">
+      <w:start w:val="1"/>
+      <w:numFmt w:val="decimal"/>
+      <w:lvlText w:val="%4."/>
+      <w:lvlJc w:val="left"/>
+      <w:pPr>
+        <w:ind w:left="1956" w:hanging="480"/>
+      </w:pPr>
+    </w:lvl>
+    <w:lvl w:ilvl="4" w:tplc="04090019" w:tentative="1">
+      <w:start w:val="1"/>
+      <w:numFmt w:val="ideographTraditional"/>
+      <w:lvlText w:val="%5、"/>
+      <w:lvlJc w:val="left"/>
+      <w:pPr>
+        <w:ind w:left="2436" w:hanging="480"/>
+      </w:pPr>
+    </w:lvl>
+    <w:lvl w:ilvl="5" w:tplc="0409001B" w:tentative="1">
+      <w:start w:val="1"/>
+      <w:numFmt w:val="lowerRoman"/>
+      <w:lvlText w:val="%6."/>
+      <w:lvlJc w:val="right"/>
+      <w:pPr>
+        <w:ind w:left="2916" w:hanging="480"/>
+      </w:pPr>
+    </w:lvl>
+    <w:lvl w:ilvl="6" w:tplc="0409000F" w:tentative="1">
+      <w:start w:val="1"/>
+      <w:numFmt w:val="decimal"/>
+      <w:lvlText w:val="%7."/>
+      <w:lvlJc w:val="left"/>
+      <w:pPr>
+        <w:ind w:left="3396" w:hanging="480"/>
+      </w:pPr>
+    </w:lvl>
+    <w:lvl w:ilvl="7" w:tplc="04090019" w:tentative="1">
+      <w:start w:val="1"/>
+      <w:numFmt w:val="ideographTraditional"/>
+      <w:lvlText w:val="%8、"/>
+      <w:lvlJc w:val="left"/>
+      <w:pPr>
+        <w:ind w:left="3876" w:hanging="480"/>
+      </w:pPr>
+    </w:lvl>
+    <w:lvl w:ilvl="8" w:tplc="0409001B" w:tentative="1">
+      <w:start w:val="1"/>
+      <w:numFmt w:val="lowerRoman"/>
+      <w:lvlText w:val="%9."/>
+      <w:lvlJc w:val="right"/>
+      <w:pPr>
+        <w:ind w:left="4356" w:hanging="480"/>
+      </w:pPr>
+    </w:lvl>
+  </w:abstractNum>
+  <w:abstractNum w:abstractNumId="4" w15:restartNumberingAfterBreak="0">
     <w:nsid w:val="457B52BB"/>
     <w:multiLevelType w:val="multilevel"/>
     <w:tmpl w:val="14741AB6"/>
@@ -6959,7 +9378,96 @@
       </w:rPr>
     </w:lvl>
   </w:abstractNum>
-  <w:abstractNum w:abstractNumId="2" w15:restartNumberingAfterBreak="0">
+  <w:abstractNum w:abstractNumId="5" w15:restartNumberingAfterBreak="0">
+    <w:nsid w:val="505B7A1F"/>
+    <w:multiLevelType w:val="hybridMultilevel"/>
+    <w:tmpl w:val="C9685142"/>
+    <w:lvl w:ilvl="0" w:tplc="0AA22C60">
+      <w:start w:val="1"/>
+      <w:numFmt w:val="decimal"/>
+      <w:lvlText w:val="%1."/>
+      <w:lvlJc w:val="left"/>
+      <w:pPr>
+        <w:ind w:left="396" w:hanging="360"/>
+      </w:pPr>
+      <w:rPr>
+        <w:rFonts w:hint="default"/>
+      </w:rPr>
+    </w:lvl>
+    <w:lvl w:ilvl="1" w:tplc="04090019" w:tentative="1">
+      <w:start w:val="1"/>
+      <w:numFmt w:val="ideographTraditional"/>
+      <w:lvlText w:val="%2、"/>
+      <w:lvlJc w:val="left"/>
+      <w:pPr>
+        <w:ind w:left="996" w:hanging="480"/>
+      </w:pPr>
+    </w:lvl>
+    <w:lvl w:ilvl="2" w:tplc="0409001B" w:tentative="1">
+      <w:start w:val="1"/>
+      <w:numFmt w:val="lowerRoman"/>
+      <w:lvlText w:val="%3."/>
+      <w:lvlJc w:val="right"/>
+      <w:pPr>
+        <w:ind w:left="1476" w:hanging="480"/>
+      </w:pPr>
+    </w:lvl>
+    <w:lvl w:ilvl="3" w:tplc="0409000F" w:tentative="1">
+      <w:start w:val="1"/>
+      <w:numFmt w:val="decimal"/>
+      <w:lvlText w:val="%4."/>
+      <w:lvlJc w:val="left"/>
+      <w:pPr>
+        <w:ind w:left="1956" w:hanging="480"/>
+      </w:pPr>
+    </w:lvl>
+    <w:lvl w:ilvl="4" w:tplc="04090019" w:tentative="1">
+      <w:start w:val="1"/>
+      <w:numFmt w:val="ideographTraditional"/>
+      <w:lvlText w:val="%5、"/>
+      <w:lvlJc w:val="left"/>
+      <w:pPr>
+        <w:ind w:left="2436" w:hanging="480"/>
+      </w:pPr>
+    </w:lvl>
+    <w:lvl w:ilvl="5" w:tplc="0409001B" w:tentative="1">
+      <w:start w:val="1"/>
+      <w:numFmt w:val="lowerRoman"/>
+      <w:lvlText w:val="%6."/>
+      <w:lvlJc w:val="right"/>
+      <w:pPr>
+        <w:ind w:left="2916" w:hanging="480"/>
+      </w:pPr>
+    </w:lvl>
+    <w:lvl w:ilvl="6" w:tplc="0409000F" w:tentative="1">
+      <w:start w:val="1"/>
+      <w:numFmt w:val="decimal"/>
+      <w:lvlText w:val="%7."/>
+      <w:lvlJc w:val="left"/>
+      <w:pPr>
+        <w:ind w:left="3396" w:hanging="480"/>
+      </w:pPr>
+    </w:lvl>
+    <w:lvl w:ilvl="7" w:tplc="04090019" w:tentative="1">
+      <w:start w:val="1"/>
+      <w:numFmt w:val="ideographTraditional"/>
+      <w:lvlText w:val="%8、"/>
+      <w:lvlJc w:val="left"/>
+      <w:pPr>
+        <w:ind w:left="3876" w:hanging="480"/>
+      </w:pPr>
+    </w:lvl>
+    <w:lvl w:ilvl="8" w:tplc="0409001B" w:tentative="1">
+      <w:start w:val="1"/>
+      <w:numFmt w:val="lowerRoman"/>
+      <w:lvlText w:val="%9."/>
+      <w:lvlJc w:val="right"/>
+      <w:pPr>
+        <w:ind w:left="4356" w:hanging="480"/>
+      </w:pPr>
+    </w:lvl>
+  </w:abstractNum>
+  <w:abstractNum w:abstractNumId="6" w15:restartNumberingAfterBreak="0">
     <w:nsid w:val="58481DDA"/>
     <w:multiLevelType w:val="multilevel"/>
     <w:tmpl w:val="CE4842E8"/>
@@ -7108,7 +9616,7 @@
       </w:rPr>
     </w:lvl>
   </w:abstractNum>
-  <w:abstractNum w:abstractNumId="3" w15:restartNumberingAfterBreak="0">
+  <w:abstractNum w:abstractNumId="7" w15:restartNumberingAfterBreak="0">
     <w:nsid w:val="5B685F90"/>
     <w:multiLevelType w:val="multilevel"/>
     <w:tmpl w:val="E41801C4"/>
@@ -7257,7 +9765,7 @@
       </w:rPr>
     </w:lvl>
   </w:abstractNum>
-  <w:abstractNum w:abstractNumId="4" w15:restartNumberingAfterBreak="0">
+  <w:abstractNum w:abstractNumId="8" w15:restartNumberingAfterBreak="0">
     <w:nsid w:val="5D6E15FC"/>
     <w:multiLevelType w:val="multilevel"/>
     <w:tmpl w:val="319A2C44"/>
@@ -7406,7 +9914,185 @@
       </w:rPr>
     </w:lvl>
   </w:abstractNum>
-  <w:abstractNum w:abstractNumId="5" w15:restartNumberingAfterBreak="0">
+  <w:abstractNum w:abstractNumId="9" w15:restartNumberingAfterBreak="0">
+    <w:nsid w:val="637B2EE5"/>
+    <w:multiLevelType w:val="hybridMultilevel"/>
+    <w:tmpl w:val="33E895E8"/>
+    <w:lvl w:ilvl="0" w:tplc="C6E25770">
+      <w:start w:val="1"/>
+      <w:numFmt w:val="decimal"/>
+      <w:lvlText w:val="%1."/>
+      <w:lvlJc w:val="left"/>
+      <w:pPr>
+        <w:ind w:left="396" w:hanging="360"/>
+      </w:pPr>
+      <w:rPr>
+        <w:rFonts w:hint="default"/>
+      </w:rPr>
+    </w:lvl>
+    <w:lvl w:ilvl="1" w:tplc="04090019" w:tentative="1">
+      <w:start w:val="1"/>
+      <w:numFmt w:val="ideographTraditional"/>
+      <w:lvlText w:val="%2、"/>
+      <w:lvlJc w:val="left"/>
+      <w:pPr>
+        <w:ind w:left="996" w:hanging="480"/>
+      </w:pPr>
+    </w:lvl>
+    <w:lvl w:ilvl="2" w:tplc="0409001B" w:tentative="1">
+      <w:start w:val="1"/>
+      <w:numFmt w:val="lowerRoman"/>
+      <w:lvlText w:val="%3."/>
+      <w:lvlJc w:val="right"/>
+      <w:pPr>
+        <w:ind w:left="1476" w:hanging="480"/>
+      </w:pPr>
+    </w:lvl>
+    <w:lvl w:ilvl="3" w:tplc="0409000F" w:tentative="1">
+      <w:start w:val="1"/>
+      <w:numFmt w:val="decimal"/>
+      <w:lvlText w:val="%4."/>
+      <w:lvlJc w:val="left"/>
+      <w:pPr>
+        <w:ind w:left="1956" w:hanging="480"/>
+      </w:pPr>
+    </w:lvl>
+    <w:lvl w:ilvl="4" w:tplc="04090019" w:tentative="1">
+      <w:start w:val="1"/>
+      <w:numFmt w:val="ideographTraditional"/>
+      <w:lvlText w:val="%5、"/>
+      <w:lvlJc w:val="left"/>
+      <w:pPr>
+        <w:ind w:left="2436" w:hanging="480"/>
+      </w:pPr>
+    </w:lvl>
+    <w:lvl w:ilvl="5" w:tplc="0409001B" w:tentative="1">
+      <w:start w:val="1"/>
+      <w:numFmt w:val="lowerRoman"/>
+      <w:lvlText w:val="%6."/>
+      <w:lvlJc w:val="right"/>
+      <w:pPr>
+        <w:ind w:left="2916" w:hanging="480"/>
+      </w:pPr>
+    </w:lvl>
+    <w:lvl w:ilvl="6" w:tplc="0409000F" w:tentative="1">
+      <w:start w:val="1"/>
+      <w:numFmt w:val="decimal"/>
+      <w:lvlText w:val="%7."/>
+      <w:lvlJc w:val="left"/>
+      <w:pPr>
+        <w:ind w:left="3396" w:hanging="480"/>
+      </w:pPr>
+    </w:lvl>
+    <w:lvl w:ilvl="7" w:tplc="04090019" w:tentative="1">
+      <w:start w:val="1"/>
+      <w:numFmt w:val="ideographTraditional"/>
+      <w:lvlText w:val="%8、"/>
+      <w:lvlJc w:val="left"/>
+      <w:pPr>
+        <w:ind w:left="3876" w:hanging="480"/>
+      </w:pPr>
+    </w:lvl>
+    <w:lvl w:ilvl="8" w:tplc="0409001B" w:tentative="1">
+      <w:start w:val="1"/>
+      <w:numFmt w:val="lowerRoman"/>
+      <w:lvlText w:val="%9."/>
+      <w:lvlJc w:val="right"/>
+      <w:pPr>
+        <w:ind w:left="4356" w:hanging="480"/>
+      </w:pPr>
+    </w:lvl>
+  </w:abstractNum>
+  <w:abstractNum w:abstractNumId="10" w15:restartNumberingAfterBreak="0">
+    <w:nsid w:val="6543038B"/>
+    <w:multiLevelType w:val="hybridMultilevel"/>
+    <w:tmpl w:val="33E895E8"/>
+    <w:lvl w:ilvl="0" w:tplc="FFFFFFFF">
+      <w:start w:val="1"/>
+      <w:numFmt w:val="decimal"/>
+      <w:lvlText w:val="%1."/>
+      <w:lvlJc w:val="left"/>
+      <w:pPr>
+        <w:ind w:left="396" w:hanging="360"/>
+      </w:pPr>
+      <w:rPr>
+        <w:rFonts w:hint="default"/>
+      </w:rPr>
+    </w:lvl>
+    <w:lvl w:ilvl="1" w:tplc="FFFFFFFF" w:tentative="1">
+      <w:start w:val="1"/>
+      <w:numFmt w:val="ideographTraditional"/>
+      <w:lvlText w:val="%2、"/>
+      <w:lvlJc w:val="left"/>
+      <w:pPr>
+        <w:ind w:left="996" w:hanging="480"/>
+      </w:pPr>
+    </w:lvl>
+    <w:lvl w:ilvl="2" w:tplc="FFFFFFFF" w:tentative="1">
+      <w:start w:val="1"/>
+      <w:numFmt w:val="lowerRoman"/>
+      <w:lvlText w:val="%3."/>
+      <w:lvlJc w:val="right"/>
+      <w:pPr>
+        <w:ind w:left="1476" w:hanging="480"/>
+      </w:pPr>
+    </w:lvl>
+    <w:lvl w:ilvl="3" w:tplc="FFFFFFFF" w:tentative="1">
+      <w:start w:val="1"/>
+      <w:numFmt w:val="decimal"/>
+      <w:lvlText w:val="%4."/>
+      <w:lvlJc w:val="left"/>
+      <w:pPr>
+        <w:ind w:left="1956" w:hanging="480"/>
+      </w:pPr>
+    </w:lvl>
+    <w:lvl w:ilvl="4" w:tplc="FFFFFFFF" w:tentative="1">
+      <w:start w:val="1"/>
+      <w:numFmt w:val="ideographTraditional"/>
+      <w:lvlText w:val="%5、"/>
+      <w:lvlJc w:val="left"/>
+      <w:pPr>
+        <w:ind w:left="2436" w:hanging="480"/>
+      </w:pPr>
+    </w:lvl>
+    <w:lvl w:ilvl="5" w:tplc="FFFFFFFF" w:tentative="1">
+      <w:start w:val="1"/>
+      <w:numFmt w:val="lowerRoman"/>
+      <w:lvlText w:val="%6."/>
+      <w:lvlJc w:val="right"/>
+      <w:pPr>
+        <w:ind w:left="2916" w:hanging="480"/>
+      </w:pPr>
+    </w:lvl>
+    <w:lvl w:ilvl="6" w:tplc="FFFFFFFF" w:tentative="1">
+      <w:start w:val="1"/>
+      <w:numFmt w:val="decimal"/>
+      <w:lvlText w:val="%7."/>
+      <w:lvlJc w:val="left"/>
+      <w:pPr>
+        <w:ind w:left="3396" w:hanging="480"/>
+      </w:pPr>
+    </w:lvl>
+    <w:lvl w:ilvl="7" w:tplc="FFFFFFFF" w:tentative="1">
+      <w:start w:val="1"/>
+      <w:numFmt w:val="ideographTraditional"/>
+      <w:lvlText w:val="%8、"/>
+      <w:lvlJc w:val="left"/>
+      <w:pPr>
+        <w:ind w:left="3876" w:hanging="480"/>
+      </w:pPr>
+    </w:lvl>
+    <w:lvl w:ilvl="8" w:tplc="FFFFFFFF" w:tentative="1">
+      <w:start w:val="1"/>
+      <w:numFmt w:val="lowerRoman"/>
+      <w:lvlText w:val="%9."/>
+      <w:lvlJc w:val="right"/>
+      <w:pPr>
+        <w:ind w:left="4356" w:hanging="480"/>
+      </w:pPr>
+    </w:lvl>
+  </w:abstractNum>
+  <w:abstractNum w:abstractNumId="11" w15:restartNumberingAfterBreak="0">
     <w:nsid w:val="658566DC"/>
     <w:multiLevelType w:val="multilevel"/>
     <w:tmpl w:val="A342AE0E"/>
@@ -7555,7 +10241,7 @@
       </w:rPr>
     </w:lvl>
   </w:abstractNum>
-  <w:abstractNum w:abstractNumId="6" w15:restartNumberingAfterBreak="0">
+  <w:abstractNum w:abstractNumId="12" w15:restartNumberingAfterBreak="0">
     <w:nsid w:val="747B553A"/>
     <w:multiLevelType w:val="multilevel"/>
     <w:tmpl w:val="9A54242A"/>
@@ -7704,7 +10390,7 @@
       </w:rPr>
     </w:lvl>
   </w:abstractNum>
-  <w:abstractNum w:abstractNumId="7" w15:restartNumberingAfterBreak="0">
+  <w:abstractNum w:abstractNumId="13" w15:restartNumberingAfterBreak="0">
     <w:nsid w:val="7D0871F6"/>
     <w:multiLevelType w:val="multilevel"/>
     <w:tmpl w:val="965232E2"/>
@@ -7853,29 +10539,231 @@
       </w:rPr>
     </w:lvl>
   </w:abstractNum>
+  <w:abstractNum w:abstractNumId="14" w15:restartNumberingAfterBreak="0">
+    <w:nsid w:val="7E9155E0"/>
+    <w:multiLevelType w:val="hybridMultilevel"/>
+    <w:tmpl w:val="DF8CB532"/>
+    <w:lvl w:ilvl="0" w:tplc="FFFFFFFF">
+      <w:start w:val="1"/>
+      <w:numFmt w:val="decimal"/>
+      <w:lvlText w:val="%1."/>
+      <w:lvlJc w:val="left"/>
+      <w:pPr>
+        <w:ind w:left="396" w:hanging="360"/>
+      </w:pPr>
+      <w:rPr>
+        <w:rFonts w:hint="default"/>
+      </w:rPr>
+    </w:lvl>
+    <w:lvl w:ilvl="1" w:tplc="FFFFFFFF" w:tentative="1">
+      <w:start w:val="1"/>
+      <w:numFmt w:val="ideographTraditional"/>
+      <w:lvlText w:val="%2、"/>
+      <w:lvlJc w:val="left"/>
+      <w:pPr>
+        <w:ind w:left="996" w:hanging="480"/>
+      </w:pPr>
+    </w:lvl>
+    <w:lvl w:ilvl="2" w:tplc="FFFFFFFF" w:tentative="1">
+      <w:start w:val="1"/>
+      <w:numFmt w:val="lowerRoman"/>
+      <w:lvlText w:val="%3."/>
+      <w:lvlJc w:val="right"/>
+      <w:pPr>
+        <w:ind w:left="1476" w:hanging="480"/>
+      </w:pPr>
+    </w:lvl>
+    <w:lvl w:ilvl="3" w:tplc="FFFFFFFF" w:tentative="1">
+      <w:start w:val="1"/>
+      <w:numFmt w:val="decimal"/>
+      <w:lvlText w:val="%4."/>
+      <w:lvlJc w:val="left"/>
+      <w:pPr>
+        <w:ind w:left="1956" w:hanging="480"/>
+      </w:pPr>
+    </w:lvl>
+    <w:lvl w:ilvl="4" w:tplc="FFFFFFFF" w:tentative="1">
+      <w:start w:val="1"/>
+      <w:numFmt w:val="ideographTraditional"/>
+      <w:lvlText w:val="%5、"/>
+      <w:lvlJc w:val="left"/>
+      <w:pPr>
+        <w:ind w:left="2436" w:hanging="480"/>
+      </w:pPr>
+    </w:lvl>
+    <w:lvl w:ilvl="5" w:tplc="FFFFFFFF" w:tentative="1">
+      <w:start w:val="1"/>
+      <w:numFmt w:val="lowerRoman"/>
+      <w:lvlText w:val="%6."/>
+      <w:lvlJc w:val="right"/>
+      <w:pPr>
+        <w:ind w:left="2916" w:hanging="480"/>
+      </w:pPr>
+    </w:lvl>
+    <w:lvl w:ilvl="6" w:tplc="FFFFFFFF" w:tentative="1">
+      <w:start w:val="1"/>
+      <w:numFmt w:val="decimal"/>
+      <w:lvlText w:val="%7."/>
+      <w:lvlJc w:val="left"/>
+      <w:pPr>
+        <w:ind w:left="3396" w:hanging="480"/>
+      </w:pPr>
+    </w:lvl>
+    <w:lvl w:ilvl="7" w:tplc="FFFFFFFF" w:tentative="1">
+      <w:start w:val="1"/>
+      <w:numFmt w:val="ideographTraditional"/>
+      <w:lvlText w:val="%8、"/>
+      <w:lvlJc w:val="left"/>
+      <w:pPr>
+        <w:ind w:left="3876" w:hanging="480"/>
+      </w:pPr>
+    </w:lvl>
+    <w:lvl w:ilvl="8" w:tplc="FFFFFFFF" w:tentative="1">
+      <w:start w:val="1"/>
+      <w:numFmt w:val="lowerRoman"/>
+      <w:lvlText w:val="%9."/>
+      <w:lvlJc w:val="right"/>
+      <w:pPr>
+        <w:ind w:left="4356" w:hanging="480"/>
+      </w:pPr>
+    </w:lvl>
+  </w:abstractNum>
+  <w:abstractNum w:abstractNumId="15" w15:restartNumberingAfterBreak="0">
+    <w:nsid w:val="7F844A2B"/>
+    <w:multiLevelType w:val="hybridMultilevel"/>
+    <w:tmpl w:val="5E344F6E"/>
+    <w:lvl w:ilvl="0" w:tplc="11CAB0DC">
+      <w:start w:val="1"/>
+      <w:numFmt w:val="decimal"/>
+      <w:lvlText w:val="%1."/>
+      <w:lvlJc w:val="left"/>
+      <w:pPr>
+        <w:ind w:left="396" w:hanging="360"/>
+      </w:pPr>
+      <w:rPr>
+        <w:rFonts w:hint="default"/>
+      </w:rPr>
+    </w:lvl>
+    <w:lvl w:ilvl="1" w:tplc="04090019" w:tentative="1">
+      <w:start w:val="1"/>
+      <w:numFmt w:val="ideographTraditional"/>
+      <w:lvlText w:val="%2、"/>
+      <w:lvlJc w:val="left"/>
+      <w:pPr>
+        <w:ind w:left="996" w:hanging="480"/>
+      </w:pPr>
+    </w:lvl>
+    <w:lvl w:ilvl="2" w:tplc="0409001B" w:tentative="1">
+      <w:start w:val="1"/>
+      <w:numFmt w:val="lowerRoman"/>
+      <w:lvlText w:val="%3."/>
+      <w:lvlJc w:val="right"/>
+      <w:pPr>
+        <w:ind w:left="1476" w:hanging="480"/>
+      </w:pPr>
+    </w:lvl>
+    <w:lvl w:ilvl="3" w:tplc="0409000F" w:tentative="1">
+      <w:start w:val="1"/>
+      <w:numFmt w:val="decimal"/>
+      <w:lvlText w:val="%4."/>
+      <w:lvlJc w:val="left"/>
+      <w:pPr>
+        <w:ind w:left="1956" w:hanging="480"/>
+      </w:pPr>
+    </w:lvl>
+    <w:lvl w:ilvl="4" w:tplc="04090019" w:tentative="1">
+      <w:start w:val="1"/>
+      <w:numFmt w:val="ideographTraditional"/>
+      <w:lvlText w:val="%5、"/>
+      <w:lvlJc w:val="left"/>
+      <w:pPr>
+        <w:ind w:left="2436" w:hanging="480"/>
+      </w:pPr>
+    </w:lvl>
+    <w:lvl w:ilvl="5" w:tplc="0409001B" w:tentative="1">
+      <w:start w:val="1"/>
+      <w:numFmt w:val="lowerRoman"/>
+      <w:lvlText w:val="%6."/>
+      <w:lvlJc w:val="right"/>
+      <w:pPr>
+        <w:ind w:left="2916" w:hanging="480"/>
+      </w:pPr>
+    </w:lvl>
+    <w:lvl w:ilvl="6" w:tplc="0409000F" w:tentative="1">
+      <w:start w:val="1"/>
+      <w:numFmt w:val="decimal"/>
+      <w:lvlText w:val="%7."/>
+      <w:lvlJc w:val="left"/>
+      <w:pPr>
+        <w:ind w:left="3396" w:hanging="480"/>
+      </w:pPr>
+    </w:lvl>
+    <w:lvl w:ilvl="7" w:tplc="04090019" w:tentative="1">
+      <w:start w:val="1"/>
+      <w:numFmt w:val="ideographTraditional"/>
+      <w:lvlText w:val="%8、"/>
+      <w:lvlJc w:val="left"/>
+      <w:pPr>
+        <w:ind w:left="3876" w:hanging="480"/>
+      </w:pPr>
+    </w:lvl>
+    <w:lvl w:ilvl="8" w:tplc="0409001B" w:tentative="1">
+      <w:start w:val="1"/>
+      <w:numFmt w:val="lowerRoman"/>
+      <w:lvlText w:val="%9."/>
+      <w:lvlJc w:val="right"/>
+      <w:pPr>
+        <w:ind w:left="4356" w:hanging="480"/>
+      </w:pPr>
+    </w:lvl>
+  </w:abstractNum>
   <w:num w:numId="1" w16cid:durableId="631598241">
+    <w:abstractNumId w:val="7"/>
+  </w:num>
+  <w:num w:numId="2" w16cid:durableId="913275482">
+    <w:abstractNumId w:val="11"/>
+  </w:num>
+  <w:num w:numId="3" w16cid:durableId="716586867">
+    <w:abstractNumId w:val="13"/>
+  </w:num>
+  <w:num w:numId="4" w16cid:durableId="1304311184">
+    <w:abstractNumId w:val="4"/>
+  </w:num>
+  <w:num w:numId="5" w16cid:durableId="741413204">
+    <w:abstractNumId w:val="12"/>
+  </w:num>
+  <w:num w:numId="6" w16cid:durableId="812872571">
+    <w:abstractNumId w:val="8"/>
+  </w:num>
+  <w:num w:numId="7" w16cid:durableId="19285479">
+    <w:abstractNumId w:val="6"/>
+  </w:num>
+  <w:num w:numId="8" w16cid:durableId="1782990557">
+    <w:abstractNumId w:val="2"/>
+  </w:num>
+  <w:num w:numId="9" w16cid:durableId="1949041653">
+    <w:abstractNumId w:val="15"/>
+  </w:num>
+  <w:num w:numId="10" w16cid:durableId="1617636203">
+    <w:abstractNumId w:val="1"/>
+  </w:num>
+  <w:num w:numId="11" w16cid:durableId="1019623297">
+    <w:abstractNumId w:val="5"/>
+  </w:num>
+  <w:num w:numId="12" w16cid:durableId="975141630">
+    <w:abstractNumId w:val="14"/>
+  </w:num>
+  <w:num w:numId="13" w16cid:durableId="1154761902">
     <w:abstractNumId w:val="3"/>
   </w:num>
-  <w:num w:numId="2" w16cid:durableId="913275482">
-    <w:abstractNumId w:val="5"/>
+  <w:num w:numId="14" w16cid:durableId="752048948">
+    <w:abstractNumId w:val="9"/>
   </w:num>
-  <w:num w:numId="3" w16cid:durableId="716586867">
-    <w:abstractNumId w:val="7"/>
+  <w:num w:numId="15" w16cid:durableId="610279693">
+    <w:abstractNumId w:val="0"/>
   </w:num>
-  <w:num w:numId="4" w16cid:durableId="1304311184">
-    <w:abstractNumId w:val="1"/>
-  </w:num>
-  <w:num w:numId="5" w16cid:durableId="741413204">
-    <w:abstractNumId w:val="6"/>
-  </w:num>
-  <w:num w:numId="6" w16cid:durableId="812872571">
-    <w:abstractNumId w:val="4"/>
-  </w:num>
-  <w:num w:numId="7" w16cid:durableId="19285479">
-    <w:abstractNumId w:val="2"/>
-  </w:num>
-  <w:num w:numId="8" w16cid:durableId="1782990557">
-    <w:abstractNumId w:val="0"/>
+  <w:num w:numId="16" w16cid:durableId="767118521">
+    <w:abstractNumId w:val="10"/>
   </w:num>
 </w:numbering>
 </file>
@@ -8525,6 +11413,16 @@
     <w:basedOn w:val="a0"/>
     <w:rsid w:val="00F72C29"/>
   </w:style>
+  <w:style w:type="paragraph" w:styleId="a8">
+    <w:name w:val="List Paragraph"/>
+    <w:basedOn w:val="a"/>
+    <w:uiPriority w:val="34"/>
+    <w:qFormat/>
+    <w:rsid w:val="003573E9"/>
+    <w:pPr>
+      <w:ind w:leftChars="200" w:left="480"/>
+    </w:pPr>
+  </w:style>
 </w:styles>
 </file>
 

--- a/1.docs/系統測試/20260706_教育訓練系統使用者驗證測試.docx
+++ b/1.docs/系統測試/20260706_教育訓練系統使用者驗證測試.docx
@@ -8444,7 +8444,7 @@
                 <w:kern w:val="0"/>
                 <w:sz w:val="22"/>
               </w:rPr>
-              <w:t>系統應能依據</w:t>
+              <w:t>系統應能依</w:t>
             </w:r>
             <w:r>
               <w:rPr>
@@ -8666,11 +8666,27 @@
               <w:spacing w:afterLines="15" w:after="54" w:line="280" w:lineRule="exact"/>
               <w:ind w:leftChars="15" w:left="36" w:rightChars="15" w:right="36"/>
               <w:rPr>
-                <w:rFonts w:ascii="Times New Roman" w:eastAsia="微軟正黑體" w:hAnsi="Times New Roman" w:cs="新細明體"/>
-                <w:kern w:val="0"/>
-                <w:sz w:val="22"/>
-              </w:rPr>
-            </w:pPr>
+                <w:rFonts w:ascii="Times New Roman" w:eastAsia="微軟正黑體" w:hAnsi="Times New Roman" w:cs="新細明體" w:hint="eastAsia"/>
+                <w:kern w:val="0"/>
+                <w:sz w:val="22"/>
+              </w:rPr>
+            </w:pPr>
+            <w:r>
+              <w:rPr>
+                <w:rFonts w:ascii="Times New Roman" w:eastAsia="微軟正黑體" w:hAnsi="Times New Roman" w:cs="新細明體" w:hint="eastAsia"/>
+                <w:kern w:val="0"/>
+                <w:sz w:val="22"/>
+              </w:rPr>
+              <w:t>系統應能依</w:t>
+            </w:r>
+            <w:r>
+              <w:rPr>
+                <w:rFonts w:ascii="Times New Roman" w:eastAsia="微軟正黑體" w:hAnsi="Times New Roman" w:cs="新細明體" w:hint="eastAsia"/>
+                <w:kern w:val="0"/>
+                <w:sz w:val="22"/>
+              </w:rPr>
+              <w:t>所進行之操作完成作業</w:t>
+            </w:r>
           </w:p>
         </w:tc>
         <w:tc>
